--- a/ML Sequence/3-TP-Neuro-HMM Etudiant/Seance-Neuro-HMM.docx
+++ b/ML Sequence/3-TP-Neuro-HMM Etudiant/Seance-Neuro-HMM.docx
@@ -12,7 +12,7 @@
       </w:pPr>
       <w:r>
         <w:drawing>
-          <wp:anchor behindDoc="0" distT="0" distB="0" distL="0" distR="0" simplePos="0" locked="0" layoutInCell="1" allowOverlap="1" relativeHeight="7">
+          <wp:anchor behindDoc="0" distT="0" distB="0" distL="0" distR="0" simplePos="0" locked="0" layoutInCell="1" allowOverlap="1" relativeHeight="26">
             <wp:simplePos x="0" y="0"/>
             <wp:positionH relativeFrom="column">
               <wp:posOffset>3686175</wp:posOffset>
@@ -57,7 +57,7 @@
           </wp:anchor>
         </w:drawing>
         <w:drawing>
-          <wp:anchor behindDoc="0" distT="0" distB="0" distL="0" distR="0" simplePos="0" locked="0" layoutInCell="1" allowOverlap="1" relativeHeight="8">
+          <wp:anchor behindDoc="0" distT="0" distB="0" distL="0" distR="0" simplePos="0" locked="0" layoutInCell="1" allowOverlap="1" relativeHeight="28">
             <wp:simplePos x="0" y="0"/>
             <wp:positionH relativeFrom="column">
               <wp:posOffset>-635</wp:posOffset>
@@ -3700,6 +3700,316 @@
           <w:bCs/>
           <w:lang w:val="en-US"/>
         </w:rPr>
+        <w:drawing>
+          <wp:anchor behindDoc="0" distT="0" distB="0" distL="0" distR="0" simplePos="0" locked="0" layoutInCell="0" allowOverlap="1" relativeHeight="30">
+            <wp:simplePos x="0" y="0"/>
+            <wp:positionH relativeFrom="column">
+              <wp:posOffset>2861310</wp:posOffset>
+            </wp:positionH>
+            <wp:positionV relativeFrom="paragraph">
+              <wp:posOffset>2037715</wp:posOffset>
+            </wp:positionV>
+            <wp:extent cx="2879725" cy="2160270"/>
+            <wp:effectExtent l="0" t="0" r="0" b="0"/>
+            <wp:wrapTopAndBottom/>
+            <wp:docPr id="8" name="Image9" descr=""/>
+            <wp:cNvGraphicFramePr>
+              <a:graphicFrameLocks xmlns:a="http://schemas.openxmlformats.org/drawingml/2006/main" noChangeAspect="1"/>
+            </wp:cNvGraphicFramePr>
+            <a:graphic xmlns:a="http://schemas.openxmlformats.org/drawingml/2006/main">
+              <a:graphicData uri="http://schemas.openxmlformats.org/drawingml/2006/picture">
+                <pic:pic xmlns:pic="http://schemas.openxmlformats.org/drawingml/2006/picture">
+                  <pic:nvPicPr>
+                    <pic:cNvPr id="8" name="Image9" descr=""/>
+                    <pic:cNvPicPr>
+                      <a:picLocks noChangeAspect="1" noChangeArrowheads="1"/>
+                    </pic:cNvPicPr>
+                  </pic:nvPicPr>
+                  <pic:blipFill>
+                    <a:blip r:embed="rId9"/>
+                    <a:stretch>
+                      <a:fillRect/>
+                    </a:stretch>
+                  </pic:blipFill>
+                  <pic:spPr bwMode="auto">
+                    <a:xfrm>
+                      <a:off x="0" y="0"/>
+                      <a:ext cx="2879725" cy="2160270"/>
+                    </a:xfrm>
+                    <a:prstGeom prst="rect">
+                      <a:avLst/>
+                    </a:prstGeom>
+                  </pic:spPr>
+                </pic:pic>
+              </a:graphicData>
+            </a:graphic>
+          </wp:anchor>
+        </w:drawing>
+        <w:drawing>
+          <wp:anchor behindDoc="0" distT="0" distB="0" distL="0" distR="0" simplePos="0" locked="0" layoutInCell="0" allowOverlap="1" relativeHeight="31">
+            <wp:simplePos x="0" y="0"/>
+            <wp:positionH relativeFrom="column">
+              <wp:posOffset>2861310</wp:posOffset>
+            </wp:positionH>
+            <wp:positionV relativeFrom="paragraph">
+              <wp:posOffset>635</wp:posOffset>
+            </wp:positionV>
+            <wp:extent cx="2879725" cy="2160270"/>
+            <wp:effectExtent l="0" t="0" r="0" b="0"/>
+            <wp:wrapTopAndBottom/>
+            <wp:docPr id="9" name="Image10" descr=""/>
+            <wp:cNvGraphicFramePr>
+              <a:graphicFrameLocks xmlns:a="http://schemas.openxmlformats.org/drawingml/2006/main" noChangeAspect="1"/>
+            </wp:cNvGraphicFramePr>
+            <a:graphic xmlns:a="http://schemas.openxmlformats.org/drawingml/2006/main">
+              <a:graphicData uri="http://schemas.openxmlformats.org/drawingml/2006/picture">
+                <pic:pic xmlns:pic="http://schemas.openxmlformats.org/drawingml/2006/picture">
+                  <pic:nvPicPr>
+                    <pic:cNvPr id="9" name="Image10" descr=""/>
+                    <pic:cNvPicPr>
+                      <a:picLocks noChangeAspect="1" noChangeArrowheads="1"/>
+                    </pic:cNvPicPr>
+                  </pic:nvPicPr>
+                  <pic:blipFill>
+                    <a:blip r:embed="rId10"/>
+                    <a:stretch>
+                      <a:fillRect/>
+                    </a:stretch>
+                  </pic:blipFill>
+                  <pic:spPr bwMode="auto">
+                    <a:xfrm>
+                      <a:off x="0" y="0"/>
+                      <a:ext cx="2879725" cy="2160270"/>
+                    </a:xfrm>
+                    <a:prstGeom prst="rect">
+                      <a:avLst/>
+                    </a:prstGeom>
+                  </pic:spPr>
+                </pic:pic>
+              </a:graphicData>
+            </a:graphic>
+          </wp:anchor>
+        </w:drawing>
+        <w:drawing>
+          <wp:anchor behindDoc="0" distT="0" distB="0" distL="0" distR="0" simplePos="0" locked="0" layoutInCell="0" allowOverlap="1" relativeHeight="32">
+            <wp:simplePos x="0" y="0"/>
+            <wp:positionH relativeFrom="column">
+              <wp:posOffset>146685</wp:posOffset>
+            </wp:positionH>
+            <wp:positionV relativeFrom="paragraph">
+              <wp:posOffset>2087880</wp:posOffset>
+            </wp:positionV>
+            <wp:extent cx="2879725" cy="2160270"/>
+            <wp:effectExtent l="0" t="0" r="0" b="0"/>
+            <wp:wrapTopAndBottom/>
+            <wp:docPr id="10" name="Image11" descr=""/>
+            <wp:cNvGraphicFramePr>
+              <a:graphicFrameLocks xmlns:a="http://schemas.openxmlformats.org/drawingml/2006/main" noChangeAspect="1"/>
+            </wp:cNvGraphicFramePr>
+            <a:graphic xmlns:a="http://schemas.openxmlformats.org/drawingml/2006/main">
+              <a:graphicData uri="http://schemas.openxmlformats.org/drawingml/2006/picture">
+                <pic:pic xmlns:pic="http://schemas.openxmlformats.org/drawingml/2006/picture">
+                  <pic:nvPicPr>
+                    <pic:cNvPr id="10" name="Image11" descr=""/>
+                    <pic:cNvPicPr>
+                      <a:picLocks noChangeAspect="1" noChangeArrowheads="1"/>
+                    </pic:cNvPicPr>
+                  </pic:nvPicPr>
+                  <pic:blipFill>
+                    <a:blip r:embed="rId11"/>
+                    <a:stretch>
+                      <a:fillRect/>
+                    </a:stretch>
+                  </pic:blipFill>
+                  <pic:spPr bwMode="auto">
+                    <a:xfrm>
+                      <a:off x="0" y="0"/>
+                      <a:ext cx="2879725" cy="2160270"/>
+                    </a:xfrm>
+                    <a:prstGeom prst="rect">
+                      <a:avLst/>
+                    </a:prstGeom>
+                  </pic:spPr>
+                </pic:pic>
+              </a:graphicData>
+            </a:graphic>
+          </wp:anchor>
+        </w:drawing>
+        <w:drawing>
+          <wp:anchor behindDoc="0" distT="0" distB="0" distL="0" distR="0" simplePos="0" locked="0" layoutInCell="0" allowOverlap="1" relativeHeight="33">
+            <wp:simplePos x="0" y="0"/>
+            <wp:positionH relativeFrom="column">
+              <wp:posOffset>146685</wp:posOffset>
+            </wp:positionH>
+            <wp:positionV relativeFrom="paragraph">
+              <wp:posOffset>635</wp:posOffset>
+            </wp:positionV>
+            <wp:extent cx="2879725" cy="2160270"/>
+            <wp:effectExtent l="0" t="0" r="0" b="0"/>
+            <wp:wrapTopAndBottom/>
+            <wp:docPr id="11" name="Image12" descr=""/>
+            <wp:cNvGraphicFramePr>
+              <a:graphicFrameLocks xmlns:a="http://schemas.openxmlformats.org/drawingml/2006/main" noChangeAspect="1"/>
+            </wp:cNvGraphicFramePr>
+            <a:graphic xmlns:a="http://schemas.openxmlformats.org/drawingml/2006/main">
+              <a:graphicData uri="http://schemas.openxmlformats.org/drawingml/2006/picture">
+                <pic:pic xmlns:pic="http://schemas.openxmlformats.org/drawingml/2006/picture">
+                  <pic:nvPicPr>
+                    <pic:cNvPr id="11" name="Image12" descr=""/>
+                    <pic:cNvPicPr>
+                      <a:picLocks noChangeAspect="1" noChangeArrowheads="1"/>
+                    </pic:cNvPicPr>
+                  </pic:nvPicPr>
+                  <pic:blipFill>
+                    <a:blip r:embed="rId12"/>
+                    <a:stretch>
+                      <a:fillRect/>
+                    </a:stretch>
+                  </pic:blipFill>
+                  <pic:spPr bwMode="auto">
+                    <a:xfrm>
+                      <a:off x="0" y="0"/>
+                      <a:ext cx="2879725" cy="2160270"/>
+                    </a:xfrm>
+                    <a:prstGeom prst="rect">
+                      <a:avLst/>
+                    </a:prstGeom>
+                  </pic:spPr>
+                </pic:pic>
+              </a:graphicData>
+            </a:graphic>
+          </wp:anchor>
+        </w:drawing>
+      </w:r>
+    </w:p>
+    <w:p>
+      <w:pPr>
+        <w:pStyle w:val="Normal"/>
+        <w:jc w:val="both"/>
+        <w:rPr>
+          <w:bCs/>
+          <w:lang w:val="en-US"/>
+        </w:rPr>
+      </w:pPr>
+      <w:r>
+        <w:rPr>
+          <w:bCs/>
+          <w:lang w:val="en-US"/>
+        </w:rPr>
+      </w:r>
+    </w:p>
+    <w:p>
+      <w:pPr>
+        <w:pStyle w:val="Normal"/>
+        <w:jc w:val="both"/>
+        <w:rPr>
+          <w:bCs/>
+          <w:lang w:val="en-US"/>
+        </w:rPr>
+      </w:pPr>
+      <w:r>
+        <w:rPr>
+          <w:bCs/>
+          <w:lang w:val="en-US"/>
+        </w:rPr>
+      </w:r>
+    </w:p>
+    <w:p>
+      <w:pPr>
+        <w:pStyle w:val="Normal"/>
+        <w:jc w:val="both"/>
+        <w:rPr>
+          <w:bCs/>
+          <w:lang w:val="en-US"/>
+        </w:rPr>
+      </w:pPr>
+      <w:r>
+        <w:rPr>
+          <w:bCs/>
+          <w:lang w:val="en-US"/>
+        </w:rPr>
+      </w:r>
+    </w:p>
+    <w:p>
+      <w:pPr>
+        <w:pStyle w:val="Normal"/>
+        <w:jc w:val="both"/>
+        <w:rPr>
+          <w:bCs/>
+          <w:lang w:val="en-US"/>
+        </w:rPr>
+      </w:pPr>
+      <w:r>
+        <w:rPr>
+          <w:bCs/>
+          <w:lang w:val="en-US"/>
+        </w:rPr>
+      </w:r>
+    </w:p>
+    <w:p>
+      <w:pPr>
+        <w:pStyle w:val="Normal"/>
+        <w:jc w:val="both"/>
+        <w:rPr>
+          <w:bCs/>
+          <w:lang w:val="en-US"/>
+        </w:rPr>
+      </w:pPr>
+      <w:r>
+        <w:rPr>
+          <w:bCs/>
+          <w:lang w:val="en-US"/>
+        </w:rPr>
+        <w:t>Observamos pela Figura X que as curvas de loss do MLP e de LL de validaçao apresentam os  comportamentos esperados, eles melhoram de forma rapida inicialmente até se aproximarem de uma convergencia, porém, o comortamento ainda levemente crescente da LL em validaçao sugere que o treinamento ainda poderia melhorar com o aumento do numero de epocas.</w:t>
+      </w:r>
+    </w:p>
+    <w:p>
+      <w:pPr>
+        <w:pStyle w:val="Normal"/>
+        <w:jc w:val="both"/>
+        <w:rPr>
+          <w:bCs/>
+          <w:lang w:val="en-US"/>
+        </w:rPr>
+      </w:pPr>
+      <w:r>
+        <w:rPr>
+          <w:bCs/>
+          <w:lang w:val="en-US"/>
+        </w:rPr>
+      </w:r>
+    </w:p>
+    <w:p>
+      <w:pPr>
+        <w:pStyle w:val="Normal"/>
+        <w:jc w:val="both"/>
+        <w:rPr>
+          <w:bCs/>
+          <w:lang w:val="en-US"/>
+        </w:rPr>
+      </w:pPr>
+      <w:r>
+        <w:rPr>
+          <w:bCs/>
+          <w:lang w:val="en-US"/>
+        </w:rPr>
+        <w:t>Ja a curva de LL do treinamento diverge do comportamento usual por conta do inicio uniforme que sera melhor discutido futuramente. Porém podemos apontar também que os valores de LL para o treinamento foram quase sempre inferiores aos valores de validaçao. Isso é pouco comum, mas pode indicar apenas que os datasets de validaçao foram menos apresentam menor complexidade que os de treinamento.</w:t>
+      </w:r>
+    </w:p>
+    <w:p>
+      <w:pPr>
+        <w:pStyle w:val="Normal"/>
+        <w:jc w:val="both"/>
+        <w:rPr>
+          <w:bCs/>
+          <w:lang w:val="en-US"/>
+        </w:rPr>
+      </w:pPr>
+      <w:r>
+        <w:rPr>
+          <w:bCs/>
+          <w:lang w:val="en-US"/>
+        </w:rPr>
       </w:r>
     </w:p>
     <w:p>
@@ -3765,6 +4075,723 @@
         <w:pStyle w:val="Normal"/>
         <w:jc w:val="both"/>
         <w:rPr>
+          <w:bCs/>
+          <w:lang w:val="en-US"/>
+        </w:rPr>
+      </w:pPr>
+      <w:r>
+        <w:rPr>
+          <w:bCs/>
+          <w:lang w:val="en-US"/>
+        </w:rPr>
+      </w:r>
+    </w:p>
+    <w:p>
+      <w:pPr>
+        <w:pStyle w:val="Normal"/>
+        <w:jc w:val="both"/>
+        <w:rPr>
+          <w:bCs/>
+          <w:lang w:val="en-US"/>
+        </w:rPr>
+      </w:pPr>
+      <w:r>
+        <w:rPr>
+          <w:rStyle w:val="Strong"/>
+          <w:b w:val="false"/>
+          <w:bCs w:val="false"/>
+          <w:lang w:val="en-US"/>
+        </w:rPr>
+        <w:t>Viterbi is the algorithm</w:t>
+      </w:r>
+      <w:r>
+        <w:rPr>
+          <w:b w:val="false"/>
+          <w:bCs w:val="false"/>
+          <w:lang w:val="en-US"/>
+        </w:rPr>
+        <w:t xml:space="preserve"> used for decoding, </w:t>
+      </w:r>
+      <w:r>
+        <w:rPr>
+          <w:b w:val="false"/>
+          <w:bCs w:val="false"/>
+        </w:rPr>
+        <w:t>finds the most likely sequence of hidden states (and consequently the most likely sequence of symbols) given the observed input data and the trained model paramet</w:t>
+      </w:r>
+      <w:r>
+        <w:rPr/>
+        <w:t xml:space="preserve">ers. </w:t>
+      </w:r>
+    </w:p>
+    <w:p>
+      <w:pPr>
+        <w:pStyle w:val="Normal"/>
+        <w:jc w:val="both"/>
+        <w:rPr>
+          <w:bCs/>
+          <w:lang w:val="en-US"/>
+        </w:rPr>
+      </w:pPr>
+      <w:r>
+        <w:rPr>
+          <w:bCs/>
+          <w:lang w:val="en-US"/>
+        </w:rPr>
+      </w:r>
+    </w:p>
+    <w:p>
+      <w:pPr>
+        <w:pStyle w:val="Normal"/>
+        <w:jc w:val="both"/>
+        <w:rPr>
+          <w:bCs/>
+          <w:lang w:val="en-US"/>
+        </w:rPr>
+      </w:pPr>
+      <w:r>
+        <w:rPr/>
+        <w:t xml:space="preserve">For the decoding, the model uses a </w:t>
+      </w:r>
+      <w:r>
+        <w:rPr>
+          <w:rStyle w:val="Strong"/>
+          <w:b w:val="false"/>
+          <w:bCs w:val="false"/>
+        </w:rPr>
+        <w:t>Ergodic HMM, where from the final state of any digit model, transitions are allowed to the initial state of any other digit model with equal probability, but states within each digit model follow a strict left-to-right progression with self-transitions and transitions to the next state of the same digit. This allows the model to recognize sequences of various lengths, even without knowing the boundaries between the digits.</w:t>
+      </w:r>
+    </w:p>
+    <w:p>
+      <w:pPr>
+        <w:pStyle w:val="Normal"/>
+        <w:jc w:val="both"/>
+        <w:rPr>
+          <w:bCs/>
+          <w:lang w:val="en-US"/>
+        </w:rPr>
+      </w:pPr>
+      <w:r>
+        <w:rPr>
+          <w:bCs/>
+          <w:lang w:val="en-US"/>
+        </w:rPr>
+      </w:r>
+    </w:p>
+    <w:p>
+      <w:pPr>
+        <w:pStyle w:val="Normal"/>
+        <w:jc w:val="both"/>
+        <w:rPr>
+          <w:bCs/>
+          <w:lang w:val="en-US"/>
+        </w:rPr>
+      </w:pPr>
+      <w:r>
+        <w:rPr>
+          <w:rStyle w:val="Strong"/>
+          <w:b w:val="false"/>
+          <w:bCs w:val="false"/>
+        </w:rPr>
+        <w:t xml:space="preserve">For exemple, if we observe one of the predictions paths, we can see that the states transition in a increasing order within the same digits, but only in the fronteers betwwen digtis we see a great variation of states. </w:t>
+      </w:r>
+      <w:r>
+        <w:drawing>
+          <wp:anchor behindDoc="0" distT="0" distB="0" distL="0" distR="0" simplePos="0" locked="0" layoutInCell="0" allowOverlap="1" relativeHeight="34">
+            <wp:simplePos x="0" y="0"/>
+            <wp:positionH relativeFrom="column">
+              <wp:posOffset>3351530</wp:posOffset>
+            </wp:positionH>
+            <wp:positionV relativeFrom="paragraph">
+              <wp:posOffset>1087120</wp:posOffset>
+            </wp:positionV>
+            <wp:extent cx="1959610" cy="2786380"/>
+            <wp:effectExtent l="0" t="0" r="0" b="0"/>
+            <wp:wrapSquare wrapText="largest"/>
+            <wp:docPr id="12" name="Image13" descr=""/>
+            <wp:cNvGraphicFramePr>
+              <a:graphicFrameLocks xmlns:a="http://schemas.openxmlformats.org/drawingml/2006/main" noChangeAspect="1"/>
+            </wp:cNvGraphicFramePr>
+            <a:graphic xmlns:a="http://schemas.openxmlformats.org/drawingml/2006/main">
+              <a:graphicData uri="http://schemas.openxmlformats.org/drawingml/2006/picture">
+                <pic:pic xmlns:pic="http://schemas.openxmlformats.org/drawingml/2006/picture">
+                  <pic:nvPicPr>
+                    <pic:cNvPr id="12" name="Image13" descr=""/>
+                    <pic:cNvPicPr>
+                      <a:picLocks noChangeAspect="1" noChangeArrowheads="1"/>
+                    </pic:cNvPicPr>
+                  </pic:nvPicPr>
+                  <pic:blipFill>
+                    <a:blip r:embed="rId13"/>
+                    <a:srcRect l="25437" t="5856" r="27473" b="4847"/>
+                    <a:stretch>
+                      <a:fillRect/>
+                    </a:stretch>
+                  </pic:blipFill>
+                  <pic:spPr bwMode="auto">
+                    <a:xfrm>
+                      <a:off x="0" y="0"/>
+                      <a:ext cx="1959610" cy="2786380"/>
+                    </a:xfrm>
+                    <a:prstGeom prst="rect">
+                      <a:avLst/>
+                    </a:prstGeom>
+                  </pic:spPr>
+                </pic:pic>
+              </a:graphicData>
+            </a:graphic>
+          </wp:anchor>
+        </w:drawing>
+      </w:r>
+      <w:r>
+        <w:rPr>
+          <w:rStyle w:val="Strong"/>
+          <w:b w:val="false"/>
+          <w:bCs w:val="false"/>
+        </w:rPr>
+        <w:t>Also, it is evident that each digit has a different number of predicted states, because it varies accoadingly to the number of pixels it occupies in the sequence. The number « 1 » in red didn’t existed in the GT, but was predicted in only 5 states. </w:t>
+      </w:r>
+    </w:p>
+    <w:p>
+      <w:pPr>
+        <w:pStyle w:val="Normal"/>
+        <w:jc w:val="both"/>
+        <w:rPr>
+          <w:bCs/>
+          <w:lang w:val="en-US"/>
+        </w:rPr>
+      </w:pPr>
+      <w:r>
+        <w:rPr>
+          <w:bCs/>
+          <w:lang w:val="en-US"/>
+        </w:rPr>
+      </w:r>
+    </w:p>
+    <w:p>
+      <w:pPr>
+        <w:pStyle w:val="Normal"/>
+        <w:jc w:val="both"/>
+        <w:rPr>
+          <w:bCs/>
+          <w:lang w:val="en-US"/>
+        </w:rPr>
+      </w:pPr>
+      <w:r>
+        <w:rPr>
+          <w:bCs/>
+          <w:lang w:val="en-US"/>
+        </w:rPr>
+      </w:r>
+    </w:p>
+    <w:p>
+      <w:pPr>
+        <w:pStyle w:val="Normal"/>
+        <w:jc w:val="both"/>
+        <w:rPr>
+          <w:bCs/>
+          <w:lang w:val="en-US"/>
+        </w:rPr>
+      </w:pPr>
+      <w:r>
+        <w:rPr>
+          <w:bCs/>
+          <w:lang w:val="en-US"/>
+        </w:rPr>
+      </w:r>
+    </w:p>
+    <w:p>
+      <w:pPr>
+        <w:pStyle w:val="Normal"/>
+        <w:jc w:val="both"/>
+        <w:rPr>
+          <w:bCs/>
+          <w:lang w:val="en-US"/>
+        </w:rPr>
+      </w:pPr>
+      <w:r>
+        <w:rPr>
+          <w:bCs/>
+          <w:lang w:val="en-US"/>
+        </w:rPr>
+        <w:t xml:space="preserve">GT: 47361 recognized </w:t>
+      </w:r>
+      <w:r>
+        <w:rPr>
+          <w:rFonts w:eastAsia="Calibri" w:cs="" w:cstheme="minorBidi" w:eastAsiaTheme="minorHAnsi"/>
+          <w:bCs/>
+          <w:shd w:fill="FFFF00" w:val="clear"/>
+          <w:lang w:val="en-US"/>
+        </w:rPr>
+        <w:t>4</w:t>
+      </w:r>
+      <w:r>
+        <w:rPr>
+          <w:rFonts w:eastAsia="Calibri" w:cs="" w:cstheme="minorBidi" w:eastAsiaTheme="minorHAnsi"/>
+          <w:bCs/>
+          <w:shd w:fill="BBE33D" w:val="clear"/>
+          <w:lang w:val="en-US"/>
+        </w:rPr>
+        <w:t>7</w:t>
+      </w:r>
+      <w:r>
+        <w:rPr>
+          <w:rFonts w:eastAsia="Calibri" w:cs="" w:cstheme="minorBidi" w:eastAsiaTheme="minorHAnsi"/>
+          <w:bCs/>
+          <w:shd w:fill="C6D3FF" w:val="clear"/>
+          <w:lang w:val="en-US"/>
+        </w:rPr>
+        <w:t>3</w:t>
+      </w:r>
+      <w:r>
+        <w:rPr>
+          <w:rFonts w:eastAsia="Calibri" w:cs="" w:cstheme="minorBidi" w:eastAsiaTheme="minorHAnsi"/>
+          <w:bCs/>
+          <w:color w:val="000000"/>
+          <w:shd w:fill="FF0000" w:val="clear"/>
+          <w:lang w:val="en-US"/>
+        </w:rPr>
+        <w:t>1</w:t>
+      </w:r>
+      <w:r>
+        <w:rPr>
+          <w:rFonts w:eastAsia="Calibri" w:cs="" w:cstheme="minorBidi" w:eastAsiaTheme="minorHAnsi"/>
+          <w:bCs/>
+          <w:shd w:fill="F2C0FF" w:val="clear"/>
+          <w:lang w:val="en-US"/>
+        </w:rPr>
+        <w:t>6</w:t>
+      </w:r>
+      <w:r>
+        <w:rPr>
+          <w:rFonts w:eastAsia="Calibri" w:cs="" w:cstheme="minorBidi" w:eastAsiaTheme="minorHAnsi"/>
+          <w:bCs/>
+          <w:shd w:fill="B5FDFF" w:val="clear"/>
+          <w:lang w:val="en-US"/>
+        </w:rPr>
+        <w:t>1</w:t>
+      </w:r>
+    </w:p>
+    <w:p>
+      <w:pPr>
+        <w:pStyle w:val="Normal"/>
+        <w:jc w:val="both"/>
+        <w:rPr>
+          <w:bCs/>
+          <w:lang w:val="en-US"/>
+        </w:rPr>
+      </w:pPr>
+      <w:r>
+        <w:rPr>
+          <w:bCs/>
+          <w:lang w:val="en-US"/>
+        </w:rPr>
+        <w:t>best path [</w:t>
+      </w:r>
+      <w:r>
+        <w:rPr>
+          <w:rFonts w:eastAsia="Calibri" w:cs="" w:cstheme="minorBidi" w:eastAsiaTheme="minorHAnsi"/>
+          <w:bCs/>
+          <w:shd w:fill="FFFF00" w:val="clear"/>
+          <w:lang w:val="en-US"/>
+        </w:rPr>
+        <w:t>20 20 20 20 20 21 21 22 23 23 24 24</w:t>
+      </w:r>
+      <w:r>
+        <w:rPr>
+          <w:rFonts w:eastAsia="Calibri" w:cs="" w:cstheme="minorBidi" w:eastAsiaTheme="minorHAnsi"/>
+          <w:bCs/>
+          <w:shd w:fill="auto" w:val="clear"/>
+          <w:lang w:val="en-US"/>
+        </w:rPr>
+        <w:t xml:space="preserve"> </w:t>
+      </w:r>
+      <w:r>
+        <w:rPr>
+          <w:rFonts w:eastAsia="Calibri" w:cs="" w:cstheme="minorBidi" w:eastAsiaTheme="minorHAnsi"/>
+          <w:bCs/>
+          <w:shd w:fill="BBE33D" w:val="clear"/>
+          <w:lang w:val="en-US"/>
+        </w:rPr>
+        <w:t>35 35 35 35 36 37 37 38 39 39 39 39 39</w:t>
+      </w:r>
+      <w:r>
+        <w:rPr>
+          <w:bCs/>
+          <w:lang w:val="en-US"/>
+        </w:rPr>
+        <w:t xml:space="preserve"> </w:t>
+      </w:r>
+      <w:r>
+        <w:rPr>
+          <w:rFonts w:eastAsia="Calibri" w:cs="" w:cstheme="minorBidi" w:eastAsiaTheme="minorHAnsi"/>
+          <w:bCs/>
+          <w:shd w:fill="C6D3FF" w:val="clear"/>
+          <w:lang w:val="en-US"/>
+        </w:rPr>
+        <w:t>15 16 17 17 17 17 18 19</w:t>
+      </w:r>
+      <w:r>
+        <w:rPr>
+          <w:bCs/>
+          <w:lang w:val="en-US"/>
+        </w:rPr>
+        <w:t xml:space="preserve">  </w:t>
+      </w:r>
+      <w:r>
+        <w:rPr>
+          <w:rFonts w:eastAsia="Calibri" w:cs="" w:cstheme="minorBidi" w:eastAsiaTheme="minorHAnsi"/>
+          <w:bCs/>
+          <w:color w:val="000000"/>
+          <w:shd w:fill="FF0000" w:val="clear"/>
+          <w:lang w:val="en-US"/>
+        </w:rPr>
+        <w:t>5  6  7  8  9</w:t>
+      </w:r>
+      <w:r>
+        <w:rPr>
+          <w:bCs/>
+          <w:lang w:val="en-US"/>
+        </w:rPr>
+        <w:t xml:space="preserve"> </w:t>
+      </w:r>
+      <w:r>
+        <w:rPr>
+          <w:rFonts w:eastAsia="Calibri" w:cs="" w:cstheme="minorBidi" w:eastAsiaTheme="minorHAnsi"/>
+          <w:bCs/>
+          <w:shd w:fill="E7B6FF" w:val="clear"/>
+          <w:lang w:val="en-US"/>
+        </w:rPr>
+        <w:t>30 31 32 33 33 33 33 34 34</w:t>
+      </w:r>
+      <w:r>
+        <w:rPr>
+          <w:bCs/>
+          <w:lang w:val="en-US"/>
+        </w:rPr>
+        <w:t xml:space="preserve">  </w:t>
+      </w:r>
+      <w:r>
+        <w:rPr>
+          <w:rFonts w:eastAsia="Calibri" w:cs="" w:cstheme="minorBidi" w:eastAsiaTheme="minorHAnsi"/>
+          <w:bCs/>
+          <w:shd w:fill="ADFFF7" w:val="clear"/>
+          <w:lang w:val="en-US"/>
+        </w:rPr>
+        <w:t>5</w:t>
+      </w:r>
+      <w:r>
+        <w:rPr>
+          <w:rStyle w:val="Strong"/>
+          <w:rFonts w:eastAsia="Calibri" w:cs="" w:cstheme="minorBidi" w:eastAsiaTheme="minorHAnsi"/>
+          <w:b w:val="false"/>
+          <w:bCs/>
+          <w:shd w:fill="ADFFF7" w:val="clear"/>
+          <w:lang w:val="en-US"/>
+        </w:rPr>
+        <w:t xml:space="preserve">  5  5  5  6  7  8  8  9  9  9  9</w:t>
+      </w:r>
+      <w:r>
+        <w:rPr>
+          <w:rStyle w:val="Strong"/>
+          <w:b w:val="false"/>
+          <w:bCs/>
+          <w:lang w:val="en-US"/>
+        </w:rPr>
+        <w:t>]</w:t>
+      </w:r>
+    </w:p>
+    <w:p>
+      <w:pPr>
+        <w:pStyle w:val="Normal"/>
+        <w:jc w:val="both"/>
+        <w:rPr>
+          <w:bCs/>
+          <w:lang w:val="en-US"/>
+        </w:rPr>
+      </w:pPr>
+      <w:r>
+        <w:rPr>
+          <w:bCs/>
+          <w:lang w:val="en-US"/>
+        </w:rPr>
+      </w:r>
+    </w:p>
+    <w:p>
+      <w:pPr>
+        <w:pStyle w:val="Normal"/>
+        <w:jc w:val="both"/>
+        <w:rPr>
+          <w:bCs/>
+          <w:lang w:val="en-US"/>
+        </w:rPr>
+      </w:pPr>
+      <w:r>
+        <w:rPr>
+          <w:bCs/>
+          <w:lang w:val="en-US"/>
+        </w:rPr>
+      </w:r>
+    </w:p>
+    <w:p>
+      <w:pPr>
+        <w:pStyle w:val="Normal"/>
+        <w:jc w:val="both"/>
+        <w:rPr>
+          <w:bCs/>
+          <w:lang w:val="en-US"/>
+        </w:rPr>
+      </w:pPr>
+      <w:r>
+        <w:rPr>
+          <w:bCs/>
+          <w:lang w:val="en-US"/>
+        </w:rPr>
+      </w:r>
+    </w:p>
+    <w:p>
+      <w:pPr>
+        <w:pStyle w:val="Normal"/>
+        <w:jc w:val="both"/>
+        <w:rPr>
+          <w:bCs/>
+          <w:lang w:val="en-US"/>
+        </w:rPr>
+      </w:pPr>
+      <w:r>
+        <w:rPr>
+          <w:bCs/>
+          <w:lang w:val="en-US"/>
+        </w:rPr>
+      </w:r>
+    </w:p>
+    <w:p>
+      <w:pPr>
+        <w:pStyle w:val="Normal"/>
+        <w:jc w:val="both"/>
+        <w:rPr>
+          <w:bCs/>
+          <w:lang w:val="en-US"/>
+        </w:rPr>
+      </w:pPr>
+      <w:r>
+        <w:rPr>
+          <w:bCs/>
+          <w:lang w:val="en-US"/>
+        </w:rPr>
+      </w:r>
+    </w:p>
+    <w:p>
+      <w:pPr>
+        <w:pStyle w:val="Normal"/>
+        <w:jc w:val="both"/>
+        <w:rPr>
+          <w:bCs/>
+          <w:lang w:val="en-US"/>
+        </w:rPr>
+      </w:pPr>
+      <w:r>
+        <w:rPr>
+          <w:bCs/>
+          <w:lang w:val="en-US"/>
+        </w:rPr>
+      </w:r>
+    </w:p>
+    <w:p>
+      <w:pPr>
+        <w:pStyle w:val="Normal"/>
+        <w:jc w:val="both"/>
+        <w:rPr>
+          <w:bCs/>
+          <w:lang w:val="en-US"/>
+        </w:rPr>
+      </w:pPr>
+      <w:r>
+        <w:rPr>
+          <w:bCs/>
+          <w:lang w:val="en-US"/>
+        </w:rPr>
+        <w:t>Analysing the results of all predictions for this model, it obtained a character RR of 85,95%, that is lower compared we the models previously discussed in other Tps, but this is a satisfing result, because the task this NeuroHMM performs is harder. This time we are analysing sequences of slightly overlapping digits, and not digits individually.</w:t>
+      </w:r>
+    </w:p>
+    <w:p>
+      <w:pPr>
+        <w:pStyle w:val="Normal"/>
+        <w:jc w:val="both"/>
+        <w:rPr>
+          <w:bCs/>
+          <w:lang w:val="en-US"/>
+        </w:rPr>
+      </w:pPr>
+      <w:r>
+        <w:rPr>
+          <w:bCs/>
+          <w:lang w:val="en-US"/>
+        </w:rPr>
+      </w:r>
+    </w:p>
+    <w:p>
+      <w:pPr>
+        <w:pStyle w:val="Normal"/>
+        <w:jc w:val="both"/>
+        <w:rPr>
+          <w:bCs/>
+          <w:lang w:val="en-US"/>
+        </w:rPr>
+      </w:pPr>
+      <w:r>
+        <w:rPr/>
+        <w:t>FP 1405</w:t>
+      </w:r>
+    </w:p>
+    <w:p>
+      <w:pPr>
+        <w:pStyle w:val="Normal"/>
+        <w:jc w:val="both"/>
+        <w:rPr>
+          <w:bCs/>
+          <w:lang w:val="en-US"/>
+        </w:rPr>
+      </w:pPr>
+      <w:r>
+        <w:rPr/>
+        <w:t>TOTAL characters 10000</w:t>
+      </w:r>
+    </w:p>
+    <w:p>
+      <w:pPr>
+        <w:pStyle w:val="Normal"/>
+        <w:jc w:val="both"/>
+        <w:rPr>
+          <w:bCs/>
+          <w:lang w:val="en-US"/>
+        </w:rPr>
+      </w:pPr>
+      <w:r>
+        <w:rPr/>
+        <w:t>String FP 1031</w:t>
+      </w:r>
+    </w:p>
+    <w:p>
+      <w:pPr>
+        <w:pStyle w:val="Normal"/>
+        <w:jc w:val="both"/>
+        <w:rPr>
+          <w:bCs/>
+          <w:lang w:val="en-US"/>
+        </w:rPr>
+      </w:pPr>
+      <w:r>
+        <w:rPr/>
+        <w:t>TOTAL strings 2000</w:t>
+      </w:r>
+    </w:p>
+    <w:p>
+      <w:pPr>
+        <w:pStyle w:val="Normal"/>
+        <w:jc w:val="both"/>
+        <w:rPr>
+          <w:bCs/>
+          <w:lang w:val="en-US"/>
+        </w:rPr>
+      </w:pPr>
+      <w:r>
+        <w:rPr/>
+        <w:t>Recognition ended successfully, Character Error Rate =  14.05 %</w:t>
+      </w:r>
+    </w:p>
+    <w:p>
+      <w:pPr>
+        <w:pStyle w:val="Normal"/>
+        <w:jc w:val="both"/>
+        <w:rPr>
+          <w:bCs/>
+          <w:lang w:val="en-US"/>
+        </w:rPr>
+      </w:pPr>
+      <w:r>
+        <w:rPr/>
+        <w:t xml:space="preserve">                              </w:t>
+      </w:r>
+      <w:r>
+        <w:rPr/>
+        <w:t>, Character Recognition Rate =  85.94999999999999 %</w:t>
+      </w:r>
+    </w:p>
+    <w:p>
+      <w:pPr>
+        <w:pStyle w:val="Normal"/>
+        <w:jc w:val="both"/>
+        <w:rPr>
+          <w:bCs/>
+          <w:lang w:val="en-US"/>
+        </w:rPr>
+      </w:pPr>
+      <w:r>
+        <w:rPr/>
+        <w:t xml:space="preserve">                              </w:t>
+      </w:r>
+      <w:r>
+        <w:rPr/>
+        <w:t>, String Error Rate    =  51.55 %</w:t>
+      </w:r>
+    </w:p>
+    <w:p>
+      <w:pPr>
+        <w:pStyle w:val="Normal"/>
+        <w:jc w:val="both"/>
+        <w:rPr>
+          <w:bCs/>
+          <w:lang w:val="en-US"/>
+        </w:rPr>
+      </w:pPr>
+      <w:r>
+        <w:rPr/>
+        <w:t xml:space="preserve">                              </w:t>
+      </w:r>
+      <w:r>
+        <w:rPr/>
+        <w:t>, String Recognition Rate    =  48.45 %</w:t>
+      </w:r>
+    </w:p>
+    <w:p>
+      <w:pPr>
+        <w:pStyle w:val="Normal"/>
+        <w:jc w:val="both"/>
+        <w:rPr>
+          <w:bCs/>
+          <w:lang w:val="en-US"/>
+        </w:rPr>
+      </w:pPr>
+      <w:r>
+        <w:rPr>
+          <w:bCs/>
+          <w:lang w:val="en-US"/>
+        </w:rPr>
+      </w:r>
+    </w:p>
+    <w:p>
+      <w:pPr>
+        <w:pStyle w:val="Normal"/>
+        <w:jc w:val="both"/>
+        <w:rPr>
+          <w:bCs/>
+          <w:lang w:val="en-US"/>
+        </w:rPr>
+      </w:pPr>
+      <w:r>
+        <w:rPr>
+          <w:bCs/>
+          <w:lang w:val="en-US"/>
+        </w:rPr>
+        <w:t>Also, we see that the character RR is much Higher than the string RR (48,45 %), that means that model doesn’t get as many wrong predictions within a sequence, but most of the sequences contains errors. The performance is evaluated based on the edit distance, every divergence between the GT and the predicted result is considered in the calculation, that is, miss-classifying a digit (substitution), not recognizing a digit (inclusion) or adding a digit to the string (deletion). In the above example we only see one error of recognizing a digit that does not exist.</w:t>
+      </w:r>
+    </w:p>
+    <w:p>
+      <w:pPr>
+        <w:pStyle w:val="Normal"/>
+        <w:jc w:val="both"/>
+        <w:rPr>
           <w:b/>
           <w:lang w:val="en-US"/>
         </w:rPr>
@@ -3804,6 +4831,39 @@
       <w:pPr>
         <w:pStyle w:val="Normal"/>
         <w:jc w:val="both"/>
+        <w:rPr>
+          <w:bCs/>
+          <w:lang w:val="en-US"/>
+        </w:rPr>
+      </w:pPr>
+      <w:r>
+        <w:rPr>
+          <w:bCs/>
+          <w:lang w:val="en-US"/>
+        </w:rPr>
+      </w:r>
+    </w:p>
+    <w:p>
+      <w:pPr>
+        <w:pStyle w:val="Normal"/>
+        <w:jc w:val="both"/>
+        <w:rPr>
+          <w:bCs/>
+          <w:lang w:val="en-US"/>
+        </w:rPr>
+      </w:pPr>
+      <w:r>
+        <w:rPr>
+          <w:bCs/>
+          <w:lang w:val="en-US"/>
+        </w:rPr>
+        <w:t>Observando a imagem X, vemos que a inicializaçao do treinamento apresenta um comportamento peculiar. A distribuiçao uniforme ocasiona um comportamento inicial proximo do aleatorio, na primeira epoca a atualizaçao dos coeficientes causa uma grande queda na performance, mas o modelo melhora com o passar das epocas. Pouco antes de 100 batchs o modelo atinge novamente o mesmo patamar do aleatorio, mas continua melhorando até atingir a convergencia do treinamento.</w:t>
+      </w:r>
+    </w:p>
+    <w:p>
+      <w:pPr>
+        <w:pStyle w:val="Normal"/>
+        <w:jc w:val="both"/>
         <w:rPr/>
       </w:pPr>
       <w:r>
@@ -3831,6 +4891,864 @@
           <w:lang w:val="en-US"/>
         </w:rPr>
         <w:t xml:space="preserve"> Explore training and testing some other models with more and fewer states, and other parameters of the sliding window</w:t>
+      </w:r>
+    </w:p>
+    <w:p>
+      <w:pPr>
+        <w:pStyle w:val="Normal"/>
+        <w:jc w:val="both"/>
+        <w:rPr>
+          <w:lang w:val="en-US"/>
+        </w:rPr>
+      </w:pPr>
+      <w:r>
+        <w:rPr>
+          <w:lang w:val="en-US"/>
+        </w:rPr>
+      </w:r>
+    </w:p>
+    <w:tbl>
+      <w:tblPr>
+        <w:tblW w:w="7538" w:type="dxa"/>
+        <w:jc w:val="left"/>
+        <w:tblInd w:w="663" w:type="dxa"/>
+        <w:tblLayout w:type="fixed"/>
+        <w:tblCellMar>
+          <w:top w:w="55" w:type="dxa"/>
+          <w:left w:w="55" w:type="dxa"/>
+          <w:bottom w:w="55" w:type="dxa"/>
+          <w:right w:w="55" w:type="dxa"/>
+        </w:tblCellMar>
+      </w:tblPr>
+      <w:tblGrid>
+        <w:gridCol w:w="1237"/>
+        <w:gridCol w:w="1187"/>
+        <w:gridCol w:w="1139"/>
+        <w:gridCol w:w="1136"/>
+        <w:gridCol w:w="1414"/>
+        <w:gridCol w:w="1424"/>
+      </w:tblGrid>
+      <w:tr>
+        <w:trPr/>
+        <w:tc>
+          <w:tcPr>
+            <w:tcW w:w="1237" w:type="dxa"/>
+            <w:tcBorders>
+              <w:top w:val="single" w:sz="4" w:space="0" w:color="000000"/>
+              <w:left w:val="single" w:sz="4" w:space="0" w:color="000000"/>
+              <w:bottom w:val="single" w:sz="4" w:space="0" w:color="000000"/>
+            </w:tcBorders>
+          </w:tcPr>
+          <w:p>
+            <w:pPr>
+              <w:pStyle w:val="Normal"/>
+              <w:jc w:val="both"/>
+              <w:rPr>
+                <w:lang w:val="en-US"/>
+              </w:rPr>
+            </w:pPr>
+            <w:r>
+              <w:rPr>
+                <w:lang w:val="en-US"/>
+              </w:rPr>
+            </w:r>
+          </w:p>
+        </w:tc>
+        <w:tc>
+          <w:tcPr>
+            <w:tcW w:w="1187" w:type="dxa"/>
+            <w:tcBorders>
+              <w:top w:val="single" w:sz="4" w:space="0" w:color="000000"/>
+              <w:left w:val="single" w:sz="4" w:space="0" w:color="000000"/>
+              <w:bottom w:val="single" w:sz="4" w:space="0" w:color="000000"/>
+            </w:tcBorders>
+          </w:tcPr>
+          <w:p>
+            <w:pPr>
+              <w:pStyle w:val="Normal"/>
+              <w:jc w:val="both"/>
+              <w:rPr>
+                <w:lang w:val="en-US"/>
+              </w:rPr>
+            </w:pPr>
+            <w:r>
+              <w:rPr>
+                <w:lang w:val="en-US"/>
+              </w:rPr>
+              <w:t>N_states</w:t>
+            </w:r>
+          </w:p>
+        </w:tc>
+        <w:tc>
+          <w:tcPr>
+            <w:tcW w:w="1139" w:type="dxa"/>
+            <w:tcBorders>
+              <w:top w:val="single" w:sz="4" w:space="0" w:color="000000"/>
+              <w:left w:val="single" w:sz="4" w:space="0" w:color="000000"/>
+              <w:bottom w:val="single" w:sz="4" w:space="0" w:color="000000"/>
+            </w:tcBorders>
+          </w:tcPr>
+          <w:p>
+            <w:pPr>
+              <w:pStyle w:val="Normal"/>
+              <w:jc w:val="both"/>
+              <w:rPr>
+                <w:lang w:val="en-US"/>
+              </w:rPr>
+            </w:pPr>
+            <w:r>
+              <w:rPr>
+                <w:lang w:val="en-US"/>
+              </w:rPr>
+              <w:t>w_width</w:t>
+            </w:r>
+          </w:p>
+        </w:tc>
+        <w:tc>
+          <w:tcPr>
+            <w:tcW w:w="1136" w:type="dxa"/>
+            <w:tcBorders>
+              <w:top w:val="single" w:sz="4" w:space="0" w:color="000000"/>
+              <w:left w:val="single" w:sz="4" w:space="0" w:color="000000"/>
+              <w:bottom w:val="single" w:sz="4" w:space="0" w:color="000000"/>
+            </w:tcBorders>
+          </w:tcPr>
+          <w:p>
+            <w:pPr>
+              <w:pStyle w:val="Normal"/>
+              <w:jc w:val="both"/>
+              <w:rPr>
+                <w:lang w:val="en-US"/>
+              </w:rPr>
+            </w:pPr>
+            <w:r>
+              <w:rPr>
+                <w:lang w:val="en-US"/>
+              </w:rPr>
+              <w:t>W_stride</w:t>
+            </w:r>
+          </w:p>
+        </w:tc>
+        <w:tc>
+          <w:tcPr>
+            <w:tcW w:w="1414" w:type="dxa"/>
+            <w:tcBorders>
+              <w:top w:val="single" w:sz="4" w:space="0" w:color="000000"/>
+              <w:left w:val="single" w:sz="4" w:space="0" w:color="000000"/>
+              <w:bottom w:val="single" w:sz="4" w:space="0" w:color="000000"/>
+            </w:tcBorders>
+          </w:tcPr>
+          <w:p>
+            <w:pPr>
+              <w:pStyle w:val="Normal"/>
+              <w:jc w:val="both"/>
+              <w:rPr>
+                <w:lang w:val="en-US"/>
+              </w:rPr>
+            </w:pPr>
+            <w:r>
+              <w:rPr>
+                <w:lang w:val="en-US"/>
+              </w:rPr>
+              <w:t>Character RR</w:t>
+            </w:r>
+          </w:p>
+        </w:tc>
+        <w:tc>
+          <w:tcPr>
+            <w:tcW w:w="1424" w:type="dxa"/>
+            <w:tcBorders>
+              <w:top w:val="single" w:sz="4" w:space="0" w:color="000000"/>
+              <w:left w:val="single" w:sz="4" w:space="0" w:color="000000"/>
+              <w:bottom w:val="single" w:sz="4" w:space="0" w:color="000000"/>
+              <w:right w:val="single" w:sz="4" w:space="0" w:color="000000"/>
+            </w:tcBorders>
+          </w:tcPr>
+          <w:p>
+            <w:pPr>
+              <w:pStyle w:val="Normal"/>
+              <w:jc w:val="both"/>
+              <w:rPr>
+                <w:lang w:val="en-US"/>
+              </w:rPr>
+            </w:pPr>
+            <w:r>
+              <w:rPr>
+                <w:lang w:val="en-US"/>
+              </w:rPr>
+              <w:t>String RR</w:t>
+            </w:r>
+          </w:p>
+        </w:tc>
+      </w:tr>
+      <w:tr>
+        <w:trPr/>
+        <w:tc>
+          <w:tcPr>
+            <w:tcW w:w="1237" w:type="dxa"/>
+            <w:tcBorders>
+              <w:left w:val="single" w:sz="4" w:space="0" w:color="000000"/>
+              <w:bottom w:val="single" w:sz="4" w:space="0" w:color="000000"/>
+            </w:tcBorders>
+          </w:tcPr>
+          <w:p>
+            <w:pPr>
+              <w:pStyle w:val="Contenudetableau"/>
+              <w:rPr>
+                <w:b/>
+                <w:bCs/>
+              </w:rPr>
+            </w:pPr>
+            <w:r>
+              <w:rPr>
+                <w:b/>
+                <w:bCs/>
+              </w:rPr>
+              <w:t>Model 1</w:t>
+            </w:r>
+          </w:p>
+        </w:tc>
+        <w:tc>
+          <w:tcPr>
+            <w:tcW w:w="1187" w:type="dxa"/>
+            <w:tcBorders>
+              <w:left w:val="single" w:sz="4" w:space="0" w:color="000000"/>
+              <w:bottom w:val="single" w:sz="4" w:space="0" w:color="000000"/>
+            </w:tcBorders>
+          </w:tcPr>
+          <w:p>
+            <w:pPr>
+              <w:pStyle w:val="Contenudetableau"/>
+              <w:rPr/>
+            </w:pPr>
+            <w:r>
+              <w:rPr/>
+              <w:t>5</w:t>
+            </w:r>
+          </w:p>
+        </w:tc>
+        <w:tc>
+          <w:tcPr>
+            <w:tcW w:w="1139" w:type="dxa"/>
+            <w:tcBorders>
+              <w:left w:val="single" w:sz="4" w:space="0" w:color="000000"/>
+              <w:bottom w:val="single" w:sz="4" w:space="0" w:color="000000"/>
+            </w:tcBorders>
+          </w:tcPr>
+          <w:p>
+            <w:pPr>
+              <w:pStyle w:val="Contenudetableau"/>
+              <w:rPr/>
+            </w:pPr>
+            <w:r>
+              <w:rPr/>
+              <w:t>3</w:t>
+            </w:r>
+          </w:p>
+        </w:tc>
+        <w:tc>
+          <w:tcPr>
+            <w:tcW w:w="1136" w:type="dxa"/>
+            <w:tcBorders>
+              <w:left w:val="single" w:sz="4" w:space="0" w:color="000000"/>
+              <w:bottom w:val="single" w:sz="4" w:space="0" w:color="000000"/>
+            </w:tcBorders>
+          </w:tcPr>
+          <w:p>
+            <w:pPr>
+              <w:pStyle w:val="Contenudetableau"/>
+              <w:rPr/>
+            </w:pPr>
+            <w:r>
+              <w:rPr/>
+              <w:t>2</w:t>
+            </w:r>
+          </w:p>
+        </w:tc>
+        <w:tc>
+          <w:tcPr>
+            <w:tcW w:w="1414" w:type="dxa"/>
+            <w:tcBorders>
+              <w:left w:val="single" w:sz="4" w:space="0" w:color="000000"/>
+              <w:bottom w:val="single" w:sz="4" w:space="0" w:color="000000"/>
+            </w:tcBorders>
+          </w:tcPr>
+          <w:p>
+            <w:pPr>
+              <w:pStyle w:val="Contenudetableau"/>
+              <w:rPr/>
+            </w:pPr>
+            <w:r>
+              <w:rPr/>
+              <w:t>85,95 %</w:t>
+            </w:r>
+          </w:p>
+        </w:tc>
+        <w:tc>
+          <w:tcPr>
+            <w:tcW w:w="1424" w:type="dxa"/>
+            <w:tcBorders>
+              <w:left w:val="single" w:sz="4" w:space="0" w:color="000000"/>
+              <w:bottom w:val="single" w:sz="4" w:space="0" w:color="000000"/>
+              <w:right w:val="single" w:sz="4" w:space="0" w:color="000000"/>
+            </w:tcBorders>
+          </w:tcPr>
+          <w:p>
+            <w:pPr>
+              <w:pStyle w:val="Contenudetableau"/>
+              <w:rPr/>
+            </w:pPr>
+            <w:r>
+              <w:rPr/>
+              <w:t>48,45 %</w:t>
+            </w:r>
+          </w:p>
+        </w:tc>
+      </w:tr>
+      <w:tr>
+        <w:trPr/>
+        <w:tc>
+          <w:tcPr>
+            <w:tcW w:w="1237" w:type="dxa"/>
+            <w:tcBorders>
+              <w:left w:val="single" w:sz="4" w:space="0" w:color="000000"/>
+              <w:bottom w:val="single" w:sz="4" w:space="0" w:color="000000"/>
+            </w:tcBorders>
+          </w:tcPr>
+          <w:p>
+            <w:pPr>
+              <w:pStyle w:val="Contenudetableau"/>
+              <w:rPr>
+                <w:b/>
+                <w:bCs/>
+              </w:rPr>
+            </w:pPr>
+            <w:r>
+              <w:rPr>
+                <w:b/>
+                <w:bCs/>
+              </w:rPr>
+              <w:t>Model 2</w:t>
+            </w:r>
+          </w:p>
+        </w:tc>
+        <w:tc>
+          <w:tcPr>
+            <w:tcW w:w="1187" w:type="dxa"/>
+            <w:tcBorders>
+              <w:left w:val="single" w:sz="4" w:space="0" w:color="000000"/>
+              <w:bottom w:val="single" w:sz="4" w:space="0" w:color="000000"/>
+            </w:tcBorders>
+          </w:tcPr>
+          <w:p>
+            <w:pPr>
+              <w:pStyle w:val="Contenudetableau"/>
+              <w:rPr>
+                <w:b/>
+                <w:bCs/>
+              </w:rPr>
+            </w:pPr>
+            <w:r>
+              <w:rPr>
+                <w:b/>
+                <w:bCs/>
+              </w:rPr>
+              <w:t>3</w:t>
+            </w:r>
+          </w:p>
+        </w:tc>
+        <w:tc>
+          <w:tcPr>
+            <w:tcW w:w="1139" w:type="dxa"/>
+            <w:tcBorders>
+              <w:left w:val="single" w:sz="4" w:space="0" w:color="000000"/>
+              <w:bottom w:val="single" w:sz="4" w:space="0" w:color="000000"/>
+            </w:tcBorders>
+          </w:tcPr>
+          <w:p>
+            <w:pPr>
+              <w:pStyle w:val="Contenudetableau"/>
+              <w:rPr/>
+            </w:pPr>
+            <w:r>
+              <w:rPr/>
+              <w:t>3</w:t>
+            </w:r>
+          </w:p>
+        </w:tc>
+        <w:tc>
+          <w:tcPr>
+            <w:tcW w:w="1136" w:type="dxa"/>
+            <w:tcBorders>
+              <w:left w:val="single" w:sz="4" w:space="0" w:color="000000"/>
+              <w:bottom w:val="single" w:sz="4" w:space="0" w:color="000000"/>
+            </w:tcBorders>
+          </w:tcPr>
+          <w:p>
+            <w:pPr>
+              <w:pStyle w:val="Contenudetableau"/>
+              <w:rPr/>
+            </w:pPr>
+            <w:r>
+              <w:rPr/>
+              <w:t>2</w:t>
+            </w:r>
+          </w:p>
+        </w:tc>
+        <w:tc>
+          <w:tcPr>
+            <w:tcW w:w="1414" w:type="dxa"/>
+            <w:tcBorders>
+              <w:left w:val="single" w:sz="4" w:space="0" w:color="000000"/>
+              <w:bottom w:val="single" w:sz="4" w:space="0" w:color="000000"/>
+            </w:tcBorders>
+          </w:tcPr>
+          <w:p>
+            <w:pPr>
+              <w:pStyle w:val="Contenudetableau"/>
+              <w:rPr/>
+            </w:pPr>
+            <w:r>
+              <w:rPr/>
+              <w:t>54,88 %</w:t>
+            </w:r>
+          </w:p>
+        </w:tc>
+        <w:tc>
+          <w:tcPr>
+            <w:tcW w:w="1424" w:type="dxa"/>
+            <w:tcBorders>
+              <w:left w:val="single" w:sz="4" w:space="0" w:color="000000"/>
+              <w:bottom w:val="single" w:sz="4" w:space="0" w:color="000000"/>
+              <w:right w:val="single" w:sz="4" w:space="0" w:color="000000"/>
+            </w:tcBorders>
+          </w:tcPr>
+          <w:p>
+            <w:pPr>
+              <w:pStyle w:val="Contenudetableau"/>
+              <w:rPr/>
+            </w:pPr>
+            <w:r>
+              <w:rPr/>
+              <w:t>11,20 %</w:t>
+            </w:r>
+          </w:p>
+        </w:tc>
+      </w:tr>
+      <w:tr>
+        <w:trPr/>
+        <w:tc>
+          <w:tcPr>
+            <w:tcW w:w="1237" w:type="dxa"/>
+            <w:tcBorders>
+              <w:left w:val="single" w:sz="4" w:space="0" w:color="000000"/>
+              <w:bottom w:val="single" w:sz="4" w:space="0" w:color="000000"/>
+            </w:tcBorders>
+          </w:tcPr>
+          <w:p>
+            <w:pPr>
+              <w:pStyle w:val="Contenudetableau"/>
+              <w:rPr>
+                <w:b/>
+                <w:bCs/>
+              </w:rPr>
+            </w:pPr>
+            <w:r>
+              <w:rPr>
+                <w:b/>
+                <w:bCs/>
+              </w:rPr>
+              <w:t>Model 3</w:t>
+            </w:r>
+          </w:p>
+        </w:tc>
+        <w:tc>
+          <w:tcPr>
+            <w:tcW w:w="1187" w:type="dxa"/>
+            <w:tcBorders>
+              <w:left w:val="single" w:sz="4" w:space="0" w:color="000000"/>
+              <w:bottom w:val="single" w:sz="4" w:space="0" w:color="000000"/>
+            </w:tcBorders>
+          </w:tcPr>
+          <w:p>
+            <w:pPr>
+              <w:pStyle w:val="Contenudetableau"/>
+              <w:rPr>
+                <w:b/>
+                <w:bCs/>
+              </w:rPr>
+            </w:pPr>
+            <w:r>
+              <w:rPr>
+                <w:b/>
+                <w:bCs/>
+              </w:rPr>
+              <w:t>7</w:t>
+            </w:r>
+          </w:p>
+        </w:tc>
+        <w:tc>
+          <w:tcPr>
+            <w:tcW w:w="1139" w:type="dxa"/>
+            <w:tcBorders>
+              <w:left w:val="single" w:sz="4" w:space="0" w:color="000000"/>
+              <w:bottom w:val="single" w:sz="4" w:space="0" w:color="000000"/>
+            </w:tcBorders>
+          </w:tcPr>
+          <w:p>
+            <w:pPr>
+              <w:pStyle w:val="Contenudetableau"/>
+              <w:rPr/>
+            </w:pPr>
+            <w:r>
+              <w:rPr/>
+              <w:t>3</w:t>
+            </w:r>
+          </w:p>
+        </w:tc>
+        <w:tc>
+          <w:tcPr>
+            <w:tcW w:w="1136" w:type="dxa"/>
+            <w:tcBorders>
+              <w:left w:val="single" w:sz="4" w:space="0" w:color="000000"/>
+              <w:bottom w:val="single" w:sz="4" w:space="0" w:color="000000"/>
+            </w:tcBorders>
+          </w:tcPr>
+          <w:p>
+            <w:pPr>
+              <w:pStyle w:val="Contenudetableau"/>
+              <w:rPr/>
+            </w:pPr>
+            <w:r>
+              <w:rPr/>
+              <w:t>2</w:t>
+            </w:r>
+          </w:p>
+        </w:tc>
+        <w:tc>
+          <w:tcPr>
+            <w:tcW w:w="1414" w:type="dxa"/>
+            <w:tcBorders>
+              <w:left w:val="single" w:sz="4" w:space="0" w:color="000000"/>
+              <w:bottom w:val="single" w:sz="4" w:space="0" w:color="000000"/>
+            </w:tcBorders>
+          </w:tcPr>
+          <w:p>
+            <w:pPr>
+              <w:pStyle w:val="Contenudetableau"/>
+              <w:rPr/>
+            </w:pPr>
+            <w:r>
+              <w:rPr/>
+              <w:t>84,94 %</w:t>
+            </w:r>
+          </w:p>
+        </w:tc>
+        <w:tc>
+          <w:tcPr>
+            <w:tcW w:w="1424" w:type="dxa"/>
+            <w:tcBorders>
+              <w:left w:val="single" w:sz="4" w:space="0" w:color="000000"/>
+              <w:bottom w:val="single" w:sz="4" w:space="0" w:color="000000"/>
+              <w:right w:val="single" w:sz="4" w:space="0" w:color="000000"/>
+            </w:tcBorders>
+          </w:tcPr>
+          <w:p>
+            <w:pPr>
+              <w:pStyle w:val="Contenudetableau"/>
+              <w:rPr/>
+            </w:pPr>
+            <w:r>
+              <w:rPr/>
+              <w:t>45,60 %</w:t>
+            </w:r>
+          </w:p>
+        </w:tc>
+      </w:tr>
+      <w:tr>
+        <w:trPr/>
+        <w:tc>
+          <w:tcPr>
+            <w:tcW w:w="1237" w:type="dxa"/>
+            <w:tcBorders>
+              <w:left w:val="single" w:sz="4" w:space="0" w:color="000000"/>
+              <w:bottom w:val="single" w:sz="4" w:space="0" w:color="000000"/>
+            </w:tcBorders>
+          </w:tcPr>
+          <w:p>
+            <w:pPr>
+              <w:pStyle w:val="Contenudetableau"/>
+              <w:rPr>
+                <w:b/>
+                <w:bCs/>
+              </w:rPr>
+            </w:pPr>
+            <w:r>
+              <w:rPr>
+                <w:b/>
+                <w:bCs/>
+              </w:rPr>
+              <w:t>Model 4</w:t>
+            </w:r>
+          </w:p>
+        </w:tc>
+        <w:tc>
+          <w:tcPr>
+            <w:tcW w:w="1187" w:type="dxa"/>
+            <w:tcBorders>
+              <w:left w:val="single" w:sz="4" w:space="0" w:color="000000"/>
+              <w:bottom w:val="single" w:sz="4" w:space="0" w:color="000000"/>
+            </w:tcBorders>
+          </w:tcPr>
+          <w:p>
+            <w:pPr>
+              <w:pStyle w:val="Contenudetableau"/>
+              <w:rPr/>
+            </w:pPr>
+            <w:r>
+              <w:rPr/>
+              <w:t>3</w:t>
+            </w:r>
+          </w:p>
+        </w:tc>
+        <w:tc>
+          <w:tcPr>
+            <w:tcW w:w="1139" w:type="dxa"/>
+            <w:tcBorders>
+              <w:left w:val="single" w:sz="4" w:space="0" w:color="000000"/>
+              <w:bottom w:val="single" w:sz="4" w:space="0" w:color="000000"/>
+            </w:tcBorders>
+          </w:tcPr>
+          <w:p>
+            <w:pPr>
+              <w:pStyle w:val="Contenudetableau"/>
+              <w:rPr>
+                <w:b/>
+                <w:bCs/>
+              </w:rPr>
+            </w:pPr>
+            <w:r>
+              <w:rPr>
+                <w:b/>
+                <w:bCs/>
+              </w:rPr>
+              <w:t>5</w:t>
+            </w:r>
+          </w:p>
+        </w:tc>
+        <w:tc>
+          <w:tcPr>
+            <w:tcW w:w="1136" w:type="dxa"/>
+            <w:tcBorders>
+              <w:left w:val="single" w:sz="4" w:space="0" w:color="000000"/>
+              <w:bottom w:val="single" w:sz="4" w:space="0" w:color="000000"/>
+            </w:tcBorders>
+          </w:tcPr>
+          <w:p>
+            <w:pPr>
+              <w:pStyle w:val="Contenudetableau"/>
+              <w:rPr>
+                <w:b/>
+                <w:bCs/>
+              </w:rPr>
+            </w:pPr>
+            <w:r>
+              <w:rPr>
+                <w:b/>
+                <w:bCs/>
+              </w:rPr>
+              <w:t>4</w:t>
+            </w:r>
+          </w:p>
+        </w:tc>
+        <w:tc>
+          <w:tcPr>
+            <w:tcW w:w="1414" w:type="dxa"/>
+            <w:tcBorders>
+              <w:left w:val="single" w:sz="4" w:space="0" w:color="000000"/>
+              <w:bottom w:val="single" w:sz="4" w:space="0" w:color="000000"/>
+            </w:tcBorders>
+          </w:tcPr>
+          <w:p>
+            <w:pPr>
+              <w:pStyle w:val="Contenudetableau"/>
+              <w:rPr/>
+            </w:pPr>
+            <w:r>
+              <w:rPr/>
+              <w:t>81,99 %</w:t>
+            </w:r>
+          </w:p>
+        </w:tc>
+        <w:tc>
+          <w:tcPr>
+            <w:tcW w:w="1424" w:type="dxa"/>
+            <w:tcBorders>
+              <w:left w:val="single" w:sz="4" w:space="0" w:color="000000"/>
+              <w:bottom w:val="single" w:sz="4" w:space="0" w:color="000000"/>
+              <w:right w:val="single" w:sz="4" w:space="0" w:color="000000"/>
+            </w:tcBorders>
+          </w:tcPr>
+          <w:p>
+            <w:pPr>
+              <w:pStyle w:val="Contenudetableau"/>
+              <w:rPr/>
+            </w:pPr>
+            <w:r>
+              <w:rPr/>
+              <w:t>38,70 %</w:t>
+            </w:r>
+          </w:p>
+        </w:tc>
+      </w:tr>
+    </w:tbl>
+    <w:p>
+      <w:pPr>
+        <w:pStyle w:val="Normal"/>
+        <w:jc w:val="both"/>
+        <w:rPr>
+          <w:lang w:val="en-US"/>
+        </w:rPr>
+      </w:pPr>
+      <w:r>
+        <w:rPr>
+          <w:lang w:val="en-US"/>
+        </w:rPr>
+      </w:r>
+    </w:p>
+    <w:p>
+      <w:pPr>
+        <w:pStyle w:val="Normal"/>
+        <w:jc w:val="both"/>
+        <w:rPr>
+          <w:lang w:val="en-US"/>
+        </w:rPr>
+      </w:pPr>
+      <w:r>
+        <w:rPr>
+          <w:lang w:val="en-US"/>
+        </w:rPr>
+      </w:r>
+    </w:p>
+    <w:p>
+      <w:pPr>
+        <w:pStyle w:val="Normal"/>
+        <w:jc w:val="both"/>
+        <w:rPr>
+          <w:lang w:val="en-US"/>
+        </w:rPr>
+      </w:pPr>
+      <w:r>
+        <w:rPr>
+          <w:lang w:val="en-US"/>
+        </w:rPr>
+        <w:t>A partir do modelo treinado inicialmente, o modelo 1, foi explorado o efeito do aumento e diminuiçao de N_state, o modelo 2, com apenas 3 states teve uma performance consideravelmente inferior, com apenas 54,88% de character RR e 11,20% de string RR, portanto, nao obteve um resultado satisfatorio. Isso pode indicar que a quantidade de states nao é suficiente para interpretar corretamente os dados.</w:t>
+      </w:r>
+    </w:p>
+    <w:p>
+      <w:pPr>
+        <w:pStyle w:val="Normal"/>
+        <w:jc w:val="both"/>
+        <w:rPr>
+          <w:lang w:val="en-US"/>
+        </w:rPr>
+      </w:pPr>
+      <w:r>
+        <w:rPr>
+          <w:lang w:val="en-US"/>
+        </w:rPr>
+      </w:r>
+    </w:p>
+    <w:p>
+      <w:pPr>
+        <w:pStyle w:val="Normal"/>
+        <w:jc w:val="both"/>
+        <w:rPr>
+          <w:lang w:val="en-US"/>
+        </w:rPr>
+      </w:pPr>
+      <w:r>
+        <w:rPr>
+          <w:lang w:val="en-US"/>
+        </w:rPr>
+        <w:t>O aumento para 7 states pelo modelo 3 também causou a diminuiçao da performance, mas de forma mais leve, continuando no mesmo patamar de precisao do modelo 1. É possivel que ambos os modelos ainda sejam estatisticamente equivalentes. É importante destacar que o aumento do numero de states influencia fortemente também no aumento de tempo de treinamento, e é um fator a ser considerado na seleçao do melhor modelo.</w:t>
+      </w:r>
+    </w:p>
+    <w:p>
+      <w:pPr>
+        <w:pStyle w:val="Normal"/>
+        <w:jc w:val="both"/>
+        <w:rPr>
+          <w:lang w:val="en-US"/>
+        </w:rPr>
+      </w:pPr>
+      <w:r>
+        <w:rPr>
+          <w:lang w:val="en-US"/>
+        </w:rPr>
+      </w:r>
+    </w:p>
+    <w:p>
+      <w:pPr>
+        <w:pStyle w:val="Normal"/>
+        <w:jc w:val="both"/>
+        <w:rPr>
+          <w:lang w:val="en-US"/>
+        </w:rPr>
+      </w:pPr>
+      <w:r>
+        <w:rPr>
+          <w:lang w:val="en-US"/>
+        </w:rPr>
+        <w:t xml:space="preserve">Apesar da diminuiçao do numero de states diminuir a performance, foi observado que o aumento das dimençoes da sliding window é capaz de compençar a diminuiçao de states. Isso pode indicar que a window mais abrangente resume de forma melhor a imagem e assim permite que o numero menor de states consiga toda a informaçao necessaria para representar os dados, </w:t>
+      </w:r>
+      <w:r>
+        <w:rPr/>
+        <w:t xml:space="preserve">A larger window provides a broader </w:t>
+      </w:r>
+      <w:r>
+        <w:rPr>
+          <w:rStyle w:val="Emphasis"/>
+        </w:rPr>
+        <w:t>spatial</w:t>
+      </w:r>
+      <w:r>
+        <w:rPr/>
+        <w:t xml:space="preserve"> context for the neural network at each time step</w:t>
+      </w:r>
+      <w:r>
+        <w:rPr>
+          <w:lang w:val="en-US"/>
+        </w:rPr>
+        <w:t>.</w:t>
+      </w:r>
+    </w:p>
+    <w:p>
+      <w:pPr>
+        <w:pStyle w:val="Normal"/>
+        <w:jc w:val="both"/>
+        <w:rPr>
+          <w:lang w:val="en-US"/>
+        </w:rPr>
+      </w:pPr>
+      <w:r>
+        <w:rPr>
+          <w:lang w:val="en-US"/>
+        </w:rPr>
+      </w:r>
+    </w:p>
+    <w:p>
+      <w:pPr>
+        <w:pStyle w:val="Normal"/>
+        <w:jc w:val="both"/>
+        <w:rPr>
+          <w:lang w:val="en-US"/>
+        </w:rPr>
+      </w:pPr>
+      <w:r>
+        <w:rPr>
+          <w:lang w:val="en-US"/>
+        </w:rPr>
       </w:r>
     </w:p>
     <w:p>
@@ -3957,6 +5875,793 @@
           <w:bCs/>
           <w:lang w:val="en-US"/>
         </w:rPr>
+        <w:t xml:space="preserve">The embedded training is very useful for digit sequence recognition without segmentation, because it does not </w:t>
+      </w:r>
+      <w:r>
+        <w:rPr/>
+        <w:t>require each digit to be isolated and labeled individually before training, which is a long and costly dataset to create. The Neuro-HMM, learns to segment and recognize the sequences simultaneously.</w:t>
+      </w:r>
+    </w:p>
+    <w:p>
+      <w:pPr>
+        <w:pStyle w:val="Normal"/>
+        <w:jc w:val="both"/>
+        <w:rPr>
+          <w:bCs/>
+          <w:lang w:val="en-US"/>
+        </w:rPr>
+      </w:pPr>
+      <w:r>
+        <w:rPr>
+          <w:bCs/>
+          <w:lang w:val="en-US"/>
+        </w:rPr>
+      </w:r>
+    </w:p>
+    <w:p>
+      <w:pPr>
+        <w:pStyle w:val="Normal"/>
+        <w:jc w:val="both"/>
+        <w:rPr>
+          <w:bCs/>
+          <w:lang w:val="en-US"/>
+        </w:rPr>
+      </w:pPr>
+      <w:r>
+        <w:rPr>
+          <w:bCs/>
+          <w:lang w:val="en-US"/>
+        </w:rPr>
+        <w:t>Long term dependencies?</w:t>
+      </w:r>
+    </w:p>
+    <w:p>
+      <w:pPr>
+        <w:pStyle w:val="Normal"/>
+        <w:jc w:val="both"/>
+        <w:rPr>
+          <w:bCs/>
+          <w:lang w:val="en-US"/>
+        </w:rPr>
+      </w:pPr>
+      <w:r>
+        <w:rPr>
+          <w:bCs/>
+          <w:lang w:val="en-US"/>
+        </w:rPr>
+      </w:r>
+    </w:p>
+    <w:p>
+      <w:pPr>
+        <w:pStyle w:val="BodyText"/>
+        <w:jc w:val="both"/>
+        <w:rPr>
+          <w:bCs/>
+          <w:lang w:val="en-US"/>
+        </w:rPr>
+      </w:pPr>
+      <w:r>
+        <w:rPr>
+          <w:bCs/>
+          <w:lang w:val="en-US"/>
+        </w:rPr>
+        <w:t xml:space="preserve">Based on the results, the best configuration is a balanced one that optimizes performance without unnecessary computational cost. I would recommend </w:t>
+      </w:r>
+      <w:r>
+        <w:rPr>
+          <w:rStyle w:val="Strong"/>
+          <w:lang w:val="en-US"/>
+        </w:rPr>
+        <w:t>the original Model 1 (with 5 states)</w:t>
+      </w:r>
+      <w:r>
+        <w:rPr>
+          <w:bCs/>
+          <w:lang w:val="en-US"/>
+        </w:rPr>
+        <w:t xml:space="preserve"> over the alternatives. The 5 states </w:t>
+      </w:r>
+      <w:r>
+        <w:rPr/>
+        <w:t>provide enough temporal granularity to model the digits effectively without introducing excessive complexity.</w:t>
+      </w:r>
+    </w:p>
+    <w:p>
+      <w:pPr>
+        <w:pStyle w:val="Normal"/>
+        <w:jc w:val="both"/>
+        <w:rPr>
+          <w:bCs/>
+          <w:lang w:val="en-US"/>
+        </w:rPr>
+      </w:pPr>
+      <w:r>
+        <w:rPr>
+          <w:bCs/>
+          <w:lang w:val="en-US"/>
+        </w:rPr>
+      </w:r>
+    </w:p>
+    <w:p>
+      <w:pPr>
+        <w:pStyle w:val="Normal"/>
+        <w:jc w:val="both"/>
+        <w:rPr>
+          <w:bCs/>
+          <w:lang w:val="en-US"/>
+        </w:rPr>
+      </w:pPr>
+      <w:r>
+        <w:rPr>
+          <w:bCs/>
+          <w:lang w:val="en-US"/>
+        </w:rPr>
+      </w:r>
+    </w:p>
+    <w:p>
+      <w:pPr>
+        <w:pStyle w:val="Normal"/>
+        <w:jc w:val="both"/>
+        <w:rPr>
+          <w:bCs/>
+          <w:lang w:val="en-US"/>
+        </w:rPr>
+      </w:pPr>
+      <w:r>
+        <w:rPr>
+          <w:bCs/>
+          <w:lang w:val="en-US"/>
+        </w:rPr>
+        <w:t xml:space="preserve">GT: 72104 recognized </w:t>
+      </w:r>
+      <w:r>
+        <w:rPr>
+          <w:rFonts w:eastAsia="Calibri" w:cs="" w:cstheme="minorBidi" w:eastAsiaTheme="minorHAnsi"/>
+          <w:bCs/>
+          <w:shd w:fill="FFFF00" w:val="clear"/>
+          <w:lang w:val="en-US"/>
+        </w:rPr>
+        <w:t>7</w:t>
+      </w:r>
+      <w:r>
+        <w:rPr>
+          <w:rFonts w:eastAsia="Calibri" w:cs="" w:cstheme="minorBidi" w:eastAsiaTheme="minorHAnsi"/>
+          <w:bCs/>
+          <w:shd w:fill="BBE33D" w:val="clear"/>
+          <w:lang w:val="en-US"/>
+        </w:rPr>
+        <w:t>2</w:t>
+      </w:r>
+      <w:r>
+        <w:rPr>
+          <w:rFonts w:eastAsia="Calibri" w:cs="" w:cstheme="minorBidi" w:eastAsiaTheme="minorHAnsi"/>
+          <w:bCs/>
+          <w:shd w:fill="B4C7DC" w:val="clear"/>
+          <w:lang w:val="en-US"/>
+        </w:rPr>
+        <w:t>1</w:t>
+      </w:r>
+      <w:r>
+        <w:rPr>
+          <w:rFonts w:eastAsia="Calibri" w:cs="" w:cstheme="minorBidi" w:eastAsiaTheme="minorHAnsi"/>
+          <w:bCs/>
+          <w:shd w:fill="F2C0FF" w:val="clear"/>
+          <w:lang w:val="en-US"/>
+        </w:rPr>
+        <w:t>0</w:t>
+      </w:r>
+      <w:r>
+        <w:rPr>
+          <w:rFonts w:eastAsia="Calibri" w:cs="" w:cstheme="minorBidi" w:eastAsiaTheme="minorHAnsi"/>
+          <w:bCs/>
+          <w:shd w:fill="B5FDFF" w:val="clear"/>
+          <w:lang w:val="en-US"/>
+        </w:rPr>
+        <w:t>4</w:t>
+      </w:r>
+    </w:p>
+    <w:p>
+      <w:pPr>
+        <w:pStyle w:val="Normal"/>
+        <w:jc w:val="both"/>
+        <w:rPr>
+          <w:bCs/>
+          <w:lang w:val="en-US"/>
+        </w:rPr>
+      </w:pPr>
+      <w:r>
+        <w:rPr>
+          <w:bCs/>
+          <w:lang w:val="en-US"/>
+        </w:rPr>
+        <w:t>best path [</w:t>
+      </w:r>
+      <w:r>
+        <w:rPr>
+          <w:rFonts w:eastAsia="Calibri" w:cs="" w:cstheme="minorBidi" w:eastAsiaTheme="minorHAnsi"/>
+          <w:bCs/>
+          <w:shd w:fill="FFFF00" w:val="clear"/>
+          <w:lang w:val="en-US"/>
+        </w:rPr>
+        <w:t>35 35 35 35 35 36 37 37 38 39 39 39 39</w:t>
+      </w:r>
+      <w:r>
+        <w:rPr>
+          <w:bCs/>
+          <w:lang w:val="en-US"/>
+        </w:rPr>
+        <w:t xml:space="preserve"> </w:t>
+      </w:r>
+      <w:r>
+        <w:rPr>
+          <w:rFonts w:eastAsia="Calibri" w:cs="" w:cstheme="minorBidi" w:eastAsiaTheme="minorHAnsi"/>
+          <w:bCs/>
+          <w:shd w:fill="BBE33D" w:val="clear"/>
+          <w:lang w:val="en-US"/>
+        </w:rPr>
+        <w:t>10 11 12 13 13 14 14 14 14 14 14</w:t>
+      </w:r>
+    </w:p>
+    <w:p>
+      <w:pPr>
+        <w:pStyle w:val="Normal"/>
+        <w:jc w:val="both"/>
+        <w:rPr>
+          <w:bCs/>
+          <w:lang w:val="en-US"/>
+        </w:rPr>
+      </w:pPr>
+      <w:r>
+        <w:rPr>
+          <w:bCs/>
+          <w:lang w:val="en-US"/>
+        </w:rPr>
+        <w:t xml:space="preserve">  </w:t>
+      </w:r>
+      <w:r>
+        <w:rPr>
+          <w:rFonts w:eastAsia="Calibri" w:cs="" w:cstheme="minorBidi" w:eastAsiaTheme="minorHAnsi"/>
+          <w:bCs/>
+          <w:shd w:fill="B4C7DC" w:val="clear"/>
+          <w:lang w:val="en-US"/>
+        </w:rPr>
+        <w:t>5  5  6  7  8  9  9  9  9  9</w:t>
+      </w:r>
+      <w:r>
+        <w:rPr>
+          <w:bCs/>
+          <w:lang w:val="en-US"/>
+        </w:rPr>
+        <w:t xml:space="preserve">  </w:t>
+      </w:r>
+      <w:r>
+        <w:rPr>
+          <w:rFonts w:eastAsia="Calibri" w:cs="" w:cstheme="minorBidi" w:eastAsiaTheme="minorHAnsi"/>
+          <w:bCs/>
+          <w:shd w:fill="F2C0FF" w:val="clear"/>
+          <w:lang w:val="en-US"/>
+        </w:rPr>
+        <w:t>0  0  1  1  2  3  3  4  4</w:t>
+      </w:r>
+      <w:r>
+        <w:rPr>
+          <w:bCs/>
+          <w:lang w:val="en-US"/>
+        </w:rPr>
+        <w:t xml:space="preserve"> </w:t>
+      </w:r>
+      <w:r>
+        <w:rPr>
+          <w:rFonts w:eastAsia="Calibri" w:cs="" w:cstheme="minorBidi" w:eastAsiaTheme="minorHAnsi"/>
+          <w:bCs/>
+          <w:shd w:fill="B5FDFF" w:val="clear"/>
+          <w:lang w:val="en-US"/>
+        </w:rPr>
+        <w:t>20 20 20 21 22</w:t>
+      </w:r>
+      <w:r>
+        <w:rPr>
+          <w:rFonts w:eastAsia="Calibri" w:cs="" w:cstheme="minorBidi" w:eastAsiaTheme="minorHAnsi"/>
+          <w:bCs/>
+          <w:shd w:fill="auto" w:val="clear"/>
+          <w:lang w:val="en-US"/>
+        </w:rPr>
+        <w:t xml:space="preserve"> ]</w:t>
+      </w:r>
+    </w:p>
+    <w:p>
+      <w:pPr>
+        <w:pStyle w:val="Normal"/>
+        <w:jc w:val="both"/>
+        <w:rPr>
+          <w:bCs/>
+          <w:lang w:val="en-US"/>
+        </w:rPr>
+      </w:pPr>
+      <w:r>
+        <w:rPr>
+          <w:bCs/>
+          <w:lang w:val="en-US"/>
+        </w:rPr>
+      </w:r>
+    </w:p>
+    <w:p>
+      <w:pPr>
+        <w:pStyle w:val="Normal"/>
+        <w:jc w:val="both"/>
+        <w:rPr>
+          <w:bCs/>
+          <w:lang w:val="en-US"/>
+        </w:rPr>
+      </w:pPr>
+      <w:r>
+        <w:rPr>
+          <w:bCs/>
+          <w:lang w:val="en-US"/>
+        </w:rPr>
+      </w:r>
+    </w:p>
+    <w:p>
+      <w:pPr>
+        <w:pStyle w:val="Normal"/>
+        <w:jc w:val="both"/>
+        <w:rPr>
+          <w:bCs/>
+          <w:lang w:val="en-US"/>
+        </w:rPr>
+      </w:pPr>
+      <w:r>
+        <w:rPr>
+          <w:bCs/>
+          <w:lang w:val="en-US"/>
+        </w:rPr>
+      </w:r>
+    </w:p>
+    <w:p>
+      <w:pPr>
+        <w:pStyle w:val="Normal"/>
+        <w:jc w:val="both"/>
+        <w:rPr>
+          <w:bCs/>
+          <w:lang w:val="en-US"/>
+        </w:rPr>
+      </w:pPr>
+      <w:r>
+        <w:rPr>
+          <w:bCs/>
+          <w:lang w:val="en-US"/>
+        </w:rPr>
+      </w:r>
+    </w:p>
+    <w:p>
+      <w:pPr>
+        <w:pStyle w:val="Normal"/>
+        <w:jc w:val="both"/>
+        <w:rPr>
+          <w:bCs/>
+          <w:lang w:val="en-US"/>
+        </w:rPr>
+      </w:pPr>
+      <w:r>
+        <w:rPr>
+          <w:bCs/>
+          <w:lang w:val="en-US"/>
+        </w:rPr>
+      </w:r>
+    </w:p>
+    <w:p>
+      <w:pPr>
+        <w:pStyle w:val="Normal"/>
+        <w:jc w:val="both"/>
+        <w:rPr>
+          <w:bCs/>
+          <w:lang w:val="en-US"/>
+        </w:rPr>
+      </w:pPr>
+      <w:r>
+        <w:rPr>
+          <w:bCs/>
+          <w:lang w:val="en-US"/>
+        </w:rPr>
+      </w:r>
+    </w:p>
+    <w:p>
+      <w:pPr>
+        <w:pStyle w:val="Normal"/>
+        <w:jc w:val="both"/>
+        <w:rPr>
+          <w:bCs/>
+          <w:lang w:val="en-US"/>
+        </w:rPr>
+      </w:pPr>
+      <w:r>
+        <w:rPr>
+          <w:bCs/>
+          <w:lang w:val="en-US"/>
+        </w:rPr>
+      </w:r>
+    </w:p>
+    <w:p>
+      <w:pPr>
+        <w:pStyle w:val="Normal"/>
+        <w:jc w:val="both"/>
+        <w:rPr>
+          <w:bCs/>
+          <w:lang w:val="en-US"/>
+        </w:rPr>
+      </w:pPr>
+      <w:r>
+        <w:rPr>
+          <w:bCs/>
+          <w:lang w:val="en-US"/>
+        </w:rPr>
+      </w:r>
+    </w:p>
+    <w:p>
+      <w:pPr>
+        <w:pStyle w:val="Normal"/>
+        <w:jc w:val="both"/>
+        <w:rPr>
+          <w:bCs/>
+          <w:lang w:val="en-US"/>
+        </w:rPr>
+      </w:pPr>
+      <w:r>
+        <w:rPr>
+          <w:bCs/>
+          <w:lang w:val="en-US"/>
+        </w:rPr>
+      </w:r>
+    </w:p>
+    <w:p>
+      <w:pPr>
+        <w:pStyle w:val="Normal"/>
+        <w:jc w:val="both"/>
+        <w:rPr>
+          <w:bCs/>
+          <w:lang w:val="en-US"/>
+        </w:rPr>
+      </w:pPr>
+      <w:r>
+        <w:rPr>
+          <w:bCs/>
+          <w:lang w:val="en-US"/>
+        </w:rPr>
+      </w:r>
+    </w:p>
+    <w:p>
+      <w:pPr>
+        <w:pStyle w:val="Normal"/>
+        <w:jc w:val="both"/>
+        <w:rPr>
+          <w:bCs/>
+          <w:lang w:val="en-US"/>
+        </w:rPr>
+      </w:pPr>
+      <w:r>
+        <w:rPr>
+          <w:bCs/>
+          <w:lang w:val="en-US"/>
+        </w:rPr>
+      </w:r>
+    </w:p>
+    <w:p>
+      <w:pPr>
+        <w:pStyle w:val="Normal"/>
+        <w:jc w:val="both"/>
+        <w:rPr>
+          <w:bCs/>
+          <w:lang w:val="en-US"/>
+        </w:rPr>
+      </w:pPr>
+      <w:r>
+        <w:rPr>
+          <w:bCs/>
+          <w:lang w:val="en-US"/>
+        </w:rPr>
+      </w:r>
+    </w:p>
+    <w:p>
+      <w:pPr>
+        <w:pStyle w:val="Normal"/>
+        <w:jc w:val="both"/>
+        <w:rPr>
+          <w:bCs/>
+          <w:lang w:val="en-US"/>
+        </w:rPr>
+      </w:pPr>
+      <w:r>
+        <w:rPr>
+          <w:bCs/>
+          <w:lang w:val="en-US"/>
+        </w:rPr>
+      </w:r>
+    </w:p>
+    <w:p>
+      <w:pPr>
+        <w:pStyle w:val="Normal"/>
+        <w:jc w:val="both"/>
+        <w:rPr>
+          <w:bCs/>
+          <w:lang w:val="en-US"/>
+        </w:rPr>
+      </w:pPr>
+      <w:r>
+        <w:rPr>
+          <w:bCs/>
+          <w:lang w:val="en-US"/>
+        </w:rPr>
+      </w:r>
+    </w:p>
+    <w:p>
+      <w:pPr>
+        <w:pStyle w:val="Normal"/>
+        <w:jc w:val="both"/>
+        <w:rPr>
+          <w:bCs/>
+          <w:lang w:val="en-US"/>
+        </w:rPr>
+      </w:pPr>
+      <w:r>
+        <w:rPr>
+          <w:bCs/>
+          <w:lang w:val="en-US"/>
+        </w:rPr>
+        <w:t>GT: 47361 recognized 473161</w:t>
+      </w:r>
+    </w:p>
+    <w:p>
+      <w:pPr>
+        <w:pStyle w:val="Normal"/>
+        <w:jc w:val="both"/>
+        <w:rPr>
+          <w:bCs/>
+          <w:lang w:val="en-US"/>
+        </w:rPr>
+      </w:pPr>
+      <w:r>
+        <w:rPr>
+          <w:bCs/>
+          <w:lang w:val="en-US"/>
+        </w:rPr>
+        <w:t>best path [20 20 20 20 20 21 21 22 23 23 24 24 35 35 35 35 36 37 37 38 39 39 39 39</w:t>
+      </w:r>
+    </w:p>
+    <w:p>
+      <w:pPr>
+        <w:pStyle w:val="Normal"/>
+        <w:jc w:val="both"/>
+        <w:rPr>
+          <w:bCs/>
+          <w:lang w:val="en-US"/>
+        </w:rPr>
+      </w:pPr>
+      <w:r>
+        <w:rPr>
+          <w:bCs/>
+          <w:lang w:val="en-US"/>
+        </w:rPr>
+        <w:t xml:space="preserve"> </w:t>
+      </w:r>
+      <w:r>
+        <w:rPr>
+          <w:bCs/>
+          <w:lang w:val="en-US"/>
+        </w:rPr>
+        <w:t>39 15 16 17 17 17 17 18 19  5  6  7  8  9 30 31 32 33 33 33 33 34 34  5</w:t>
+      </w:r>
+    </w:p>
+    <w:p>
+      <w:pPr>
+        <w:pStyle w:val="Normal"/>
+        <w:jc w:val="both"/>
+        <w:rPr>
+          <w:bCs/>
+          <w:lang w:val="en-US"/>
+        </w:rPr>
+      </w:pPr>
+      <w:r>
+        <w:rPr>
+          <w:bCs/>
+          <w:lang w:val="en-US"/>
+        </w:rPr>
+        <w:t xml:space="preserve">  </w:t>
+      </w:r>
+      <w:r>
+        <w:rPr>
+          <w:bCs/>
+          <w:lang w:val="en-US"/>
+        </w:rPr>
+        <w:t>5  5  5  6  7  8  8  9  9  9  9]</w:t>
+      </w:r>
+    </w:p>
+    <w:p>
+      <w:pPr>
+        <w:pStyle w:val="Normal"/>
+        <w:jc w:val="both"/>
+        <w:rPr>
+          <w:bCs/>
+          <w:lang w:val="en-US"/>
+        </w:rPr>
+      </w:pPr>
+      <w:r>
+        <w:rPr>
+          <w:bCs/>
+          <w:lang w:val="en-US"/>
+        </w:rPr>
+      </w:r>
+    </w:p>
+    <w:p>
+      <w:pPr>
+        <w:pStyle w:val="Normal"/>
+        <w:jc w:val="both"/>
+        <w:rPr>
+          <w:bCs/>
+          <w:lang w:val="en-US"/>
+        </w:rPr>
+      </w:pPr>
+      <w:r>
+        <w:rPr>
+          <w:bCs/>
+          <w:lang w:val="en-US"/>
+        </w:rPr>
+      </w:r>
+    </w:p>
+    <w:p>
+      <w:pPr>
+        <w:pStyle w:val="Normal"/>
+        <w:jc w:val="both"/>
+        <w:rPr>
+          <w:bCs/>
+          <w:lang w:val="en-US"/>
+        </w:rPr>
+      </w:pPr>
+      <w:r>
+        <w:rPr>
+          <w:bCs/>
+          <w:lang w:val="en-US"/>
+        </w:rPr>
+        <w:t>FP 1405</w:t>
+      </w:r>
+    </w:p>
+    <w:p>
+      <w:pPr>
+        <w:pStyle w:val="Normal"/>
+        <w:jc w:val="both"/>
+        <w:rPr>
+          <w:bCs/>
+          <w:lang w:val="en-US"/>
+        </w:rPr>
+      </w:pPr>
+      <w:r>
+        <w:rPr>
+          <w:bCs/>
+          <w:lang w:val="en-US"/>
+        </w:rPr>
+        <w:t>TOTAL characters 10000</w:t>
+      </w:r>
+    </w:p>
+    <w:p>
+      <w:pPr>
+        <w:pStyle w:val="Normal"/>
+        <w:jc w:val="both"/>
+        <w:rPr>
+          <w:bCs/>
+          <w:lang w:val="en-US"/>
+        </w:rPr>
+      </w:pPr>
+      <w:r>
+        <w:rPr>
+          <w:bCs/>
+          <w:lang w:val="en-US"/>
+        </w:rPr>
+        <w:t>String FP 1031</w:t>
+      </w:r>
+    </w:p>
+    <w:p>
+      <w:pPr>
+        <w:pStyle w:val="Normal"/>
+        <w:jc w:val="both"/>
+        <w:rPr>
+          <w:bCs/>
+          <w:lang w:val="en-US"/>
+        </w:rPr>
+      </w:pPr>
+      <w:r>
+        <w:rPr>
+          <w:bCs/>
+          <w:lang w:val="en-US"/>
+        </w:rPr>
+        <w:t>TOTAL strings 2000</w:t>
+      </w:r>
+    </w:p>
+    <w:p>
+      <w:pPr>
+        <w:pStyle w:val="Normal"/>
+        <w:jc w:val="both"/>
+        <w:rPr>
+          <w:bCs/>
+          <w:lang w:val="en-US"/>
+        </w:rPr>
+      </w:pPr>
+      <w:r>
+        <w:rPr>
+          <w:bCs/>
+          <w:lang w:val="en-US"/>
+        </w:rPr>
+        <w:t>Recognition ended successfully, Character Error Rate =  14.05 %</w:t>
+      </w:r>
+    </w:p>
+    <w:p>
+      <w:pPr>
+        <w:pStyle w:val="Normal"/>
+        <w:jc w:val="both"/>
+        <w:rPr>
+          <w:bCs/>
+          <w:lang w:val="en-US"/>
+        </w:rPr>
+      </w:pPr>
+      <w:r>
+        <w:rPr>
+          <w:bCs/>
+          <w:lang w:val="en-US"/>
+        </w:rPr>
+        <w:t xml:space="preserve">                              </w:t>
+      </w:r>
+      <w:r>
+        <w:rPr>
+          <w:bCs/>
+          <w:lang w:val="en-US"/>
+        </w:rPr>
+        <w:t>, Character Recognition Rate =  85.94999999999999 %</w:t>
+      </w:r>
+    </w:p>
+    <w:p>
+      <w:pPr>
+        <w:pStyle w:val="Normal"/>
+        <w:jc w:val="both"/>
+        <w:rPr>
+          <w:bCs/>
+          <w:lang w:val="en-US"/>
+        </w:rPr>
+      </w:pPr>
+      <w:r>
+        <w:rPr>
+          <w:bCs/>
+          <w:lang w:val="en-US"/>
+        </w:rPr>
+        <w:t xml:space="preserve">                              </w:t>
+      </w:r>
+      <w:r>
+        <w:rPr>
+          <w:bCs/>
+          <w:lang w:val="en-US"/>
+        </w:rPr>
+        <w:t>, String Error Rate    =  51.55 %</w:t>
+      </w:r>
+    </w:p>
+    <w:p>
+      <w:pPr>
+        <w:pStyle w:val="Normal"/>
+        <w:jc w:val="both"/>
+        <w:rPr>
+          <w:bCs/>
+          <w:lang w:val="en-US"/>
+        </w:rPr>
+      </w:pPr>
+      <w:r>
+        <w:rPr>
+          <w:bCs/>
+          <w:lang w:val="en-US"/>
+        </w:rPr>
+        <w:t xml:space="preserve">                              </w:t>
+      </w:r>
+      <w:r>
+        <w:rPr>
+          <w:bCs/>
+          <w:lang w:val="en-US"/>
+        </w:rPr>
+        <w:t>, String Recognition Rate    =  48.45 %</w:t>
       </w:r>
     </w:p>
     <w:p>
@@ -4644,14 +7349,7 @@
           <w:bCs/>
           <w:lang w:val="en-US"/>
         </w:rPr>
-        <w:t xml:space="preserve">Best path, </w:t>
-      </w:r>
-      <w:r>
-        <w:rPr>
-          <w:bCs/>
-          <w:lang w:val="en-US"/>
-        </w:rPr>
-        <w:t xml:space="preserve">cada numero sao 2 pixels, </w:t>
+        <w:t xml:space="preserve">Best path, cada numero sao 2 pixels, </w:t>
       </w:r>
     </w:p>
     <w:p>
@@ -4702,35 +7400,7 @@
           <w:bCs/>
           <w:lang w:val="en-US"/>
         </w:rPr>
-        <w:t>etat10-</w:t>
-      </w:r>
-      <w:r>
-        <w:rPr>
-          <w:bCs/>
-          <w:lang w:val="en-US"/>
-        </w:rPr>
-        <w:t xml:space="preserve">14 </w:t>
-      </w:r>
-      <w:r>
-        <w:rPr>
-          <w:bCs/>
-          <w:lang w:val="en-US"/>
-        </w:rPr>
-        <w:t xml:space="preserve">=  </w:t>
-      </w:r>
-      <w:r>
-        <w:rPr>
-          <w:bCs/>
-          <w:lang w:val="en-US"/>
-        </w:rPr>
-        <w:t>digit</w:t>
-      </w:r>
-      <w:r>
-        <w:rPr>
-          <w:bCs/>
-          <w:lang w:val="en-US"/>
-        </w:rPr>
-        <w:t xml:space="preserve">2 </w:t>
+        <w:t xml:space="preserve">etat10-14 =  digit2 </w:t>
       </w:r>
     </w:p>
     <w:p>
@@ -4913,7 +7583,7 @@
           <w:lang w:val="en-US"/>
         </w:rPr>
         <w:drawing>
-          <wp:anchor behindDoc="0" distT="0" distB="0" distL="0" distR="0" simplePos="0" locked="0" layoutInCell="0" allowOverlap="1" relativeHeight="22">
+          <wp:anchor behindDoc="0" distT="0" distB="0" distL="0" distR="0" simplePos="0" locked="0" layoutInCell="0" allowOverlap="1" relativeHeight="29">
             <wp:simplePos x="0" y="0"/>
             <wp:positionH relativeFrom="column">
               <wp:align>center</wp:align>
@@ -4924,7 +7594,7 @@
             <wp:extent cx="2901950" cy="2224405"/>
             <wp:effectExtent l="0" t="0" r="0" b="0"/>
             <wp:wrapSquare wrapText="largest"/>
-            <wp:docPr id="8" name="Image2" descr=""/>
+            <wp:docPr id="13" name="Image2" descr=""/>
             <wp:cNvGraphicFramePr>
               <a:graphicFrameLocks xmlns:a="http://schemas.openxmlformats.org/drawingml/2006/main" noChangeAspect="1"/>
             </wp:cNvGraphicFramePr>
@@ -4932,13 +7602,13 @@
               <a:graphicData uri="http://schemas.openxmlformats.org/drawingml/2006/picture">
                 <pic:pic xmlns:pic="http://schemas.openxmlformats.org/drawingml/2006/picture">
                   <pic:nvPicPr>
-                    <pic:cNvPr id="8" name="Image2" descr=""/>
+                    <pic:cNvPr id="13" name="Image2" descr=""/>
                     <pic:cNvPicPr>
                       <a:picLocks noChangeAspect="1" noChangeArrowheads="1"/>
                     </pic:cNvPicPr>
                   </pic:nvPicPr>
                   <pic:blipFill>
-                    <a:blip r:embed="rId9"/>
+                    <a:blip r:embed="rId14"/>
                     <a:stretch>
                       <a:fillRect/>
                     </a:stretch>
@@ -4960,9 +7630,9 @@
       </w:r>
     </w:p>
     <w:sectPr>
-      <w:footerReference w:type="even" r:id="rId10"/>
-      <w:footerReference w:type="default" r:id="rId11"/>
-      <w:footerReference w:type="first" r:id="rId12"/>
+      <w:footerReference w:type="even" r:id="rId15"/>
+      <w:footerReference w:type="default" r:id="rId16"/>
+      <w:footerReference w:type="first" r:id="rId17"/>
       <w:type w:val="nextPage"/>
       <w:pgSz w:w="11906" w:h="16838"/>
       <w:pgMar w:left="1417" w:right="1417" w:gutter="0" w:header="0" w:top="1417" w:footer="708" w:bottom="1417"/>
@@ -4984,12 +7654,10 @@
     </w:pPr>
     <w:r>
       <w:rPr/>
-    </w:r>
-    <w:r>
       <mc:AlternateContent>
         <mc:Choice Requires="wps">
           <w:drawing>
-            <wp:anchor behindDoc="0" distT="0" distB="0" distL="0" distR="0" simplePos="0" locked="0" layoutInCell="1" allowOverlap="1" relativeHeight="0">
+            <wp:anchor behindDoc="1" distT="0" distB="0" distL="0" distR="0" simplePos="0" locked="0" layoutInCell="0" allowOverlap="1" relativeHeight="6">
               <wp:simplePos x="0" y="0"/>
               <wp:positionH relativeFrom="margin">
                 <wp:align>center</wp:align>
@@ -5000,23 +7668,30 @@
               <wp:extent cx="14605" cy="14605"/>
               <wp:effectExtent l="0" t="0" r="0" b="0"/>
               <wp:wrapNone/>
-              <wp:docPr id="9" name="Cadre1"/>
+              <wp:docPr id="14" name="Cadre1"/>
               <a:graphic xmlns:a="http://schemas.openxmlformats.org/drawingml/2006/main">
                 <a:graphicData uri="http://schemas.microsoft.com/office/word/2010/wordprocessingShape">
                   <wps:wsp>
-                    <wps:cNvSpPr txBox="1"/>
+                    <wps:cNvSpPr/>
                     <wps:spPr>
                       <a:xfrm>
                         <a:off x="0" y="0"/>
-                        <a:ext cx="14605" cy="14605"/>
+                        <a:ext cx="14760" cy="14760"/>
                       </a:xfrm>
-                      <a:prstGeom prst="rect"/>
-                      <a:solidFill>
-                        <a:srgbClr val="FFFFFF">
-                          <a:alpha val="0"/>
-                        </a:srgbClr>
-                      </a:solidFill>
+                      <a:prstGeom prst="rect">
+                        <a:avLst/>
+                      </a:prstGeom>
+                      <a:noFill/>
+                      <a:ln w="0">
+                        <a:noFill/>
+                      </a:ln>
                     </wps:spPr>
+                    <wps:style>
+                      <a:lnRef idx="0"/>
+                      <a:fillRef idx="0"/>
+                      <a:effectRef idx="0"/>
+                      <a:fontRef idx="minor"/>
+                    </wps:style>
                     <wps:txbx>
                       <w:txbxContent>
                         <w:sdt>
@@ -5031,7 +7706,6 @@
                             <w:p>
                               <w:pPr>
                                 <w:pStyle w:val="Footer"/>
-                                <w:pBdr/>
                                 <w:rPr>
                                   <w:rStyle w:val="PageNumber"/>
                                 </w:rPr>
@@ -5039,30 +7713,35 @@
                               <w:r>
                                 <w:rPr>
                                   <w:rStyle w:val="PageNumber"/>
+                                  <w:color w:val="000000"/>
                                 </w:rPr>
                                 <w:fldChar w:fldCharType="begin"/>
                               </w:r>
                               <w:r>
                                 <w:rPr>
                                   <w:rStyle w:val="PageNumber"/>
+                                  <w:color w:val="000000"/>
                                 </w:rPr>
                                 <w:instrText xml:space="preserve"> PAGE </w:instrText>
                               </w:r>
                               <w:r>
                                 <w:rPr>
                                   <w:rStyle w:val="PageNumber"/>
+                                  <w:color w:val="000000"/>
                                 </w:rPr>
                                 <w:fldChar w:fldCharType="separate"/>
                               </w:r>
                               <w:r>
                                 <w:rPr>
                                   <w:rStyle w:val="PageNumber"/>
+                                  <w:color w:val="000000"/>
                                 </w:rPr>
                                 <w:t>0</w:t>
                               </w:r>
                               <w:r>
                                 <w:rPr>
                                   <w:rStyle w:val="PageNumber"/>
+                                  <w:color w:val="000000"/>
                                 </w:rPr>
                                 <w:fldChar w:fldCharType="end"/>
                               </w:r>
@@ -5071,7 +7750,7 @@
                         </w:sdt>
                       </w:txbxContent>
                     </wps:txbx>
-                    <wps:bodyPr anchor="t" lIns="0" tIns="0" rIns="0" bIns="0">
+                    <wps:bodyPr lIns="0" rIns="0" tIns="0" bIns="0" anchor="t">
                       <a:spAutoFit/>
                     </wps:bodyPr>
                   </wps:wsp>
@@ -5082,9 +7761,10 @@
         </mc:Choice>
         <mc:Fallback>
           <w:pict>
-            <v:rect fillcolor="#FFFFFF" style="position:absolute;rotation:-0;width:1.15pt;height:1.15pt;mso-wrap-distance-left:0pt;mso-wrap-distance-right:0pt;mso-wrap-distance-top:0pt;mso-wrap-distance-bottom:0pt;margin-top:0.05pt;mso-position-vertical-relative:text;margin-left:0pt;mso-position-horizontal:center;mso-position-horizontal-relative:margin">
-              <v:fill opacity="0f"/>
-              <v:textbox inset="0in,0in,0in,0in">
+            <v:rect id="shape_0" ID="Cadre1" path="m0,0l-2147483645,0l-2147483645,-2147483646l0,-2147483646xe" stroked="f" o:allowincell="f" style="position:absolute;margin-left:0pt;margin-top:0.05pt;width:1.1pt;height:1.1pt;mso-wrap-style:square;v-text-anchor:top;mso-position-horizontal:center;mso-position-horizontal-relative:margin">
+              <v:fill o:detectmouseclick="t" on="false"/>
+              <v:stroke color="#3465a4" joinstyle="round" endcap="flat"/>
+              <v:textbox>
                 <w:txbxContent>
                   <w:sdt>
                     <w:sdtPr>
@@ -5098,7 +7778,6 @@
                       <w:p>
                         <w:pPr>
                           <w:pStyle w:val="Footer"/>
-                          <w:pBdr/>
                           <w:rPr>
                             <w:rStyle w:val="PageNumber"/>
                           </w:rPr>
@@ -5106,30 +7785,35 @@
                         <w:r>
                           <w:rPr>
                             <w:rStyle w:val="PageNumber"/>
+                            <w:color w:val="000000"/>
                           </w:rPr>
                           <w:fldChar w:fldCharType="begin"/>
                         </w:r>
                         <w:r>
                           <w:rPr>
                             <w:rStyle w:val="PageNumber"/>
+                            <w:color w:val="000000"/>
                           </w:rPr>
                           <w:instrText xml:space="preserve"> PAGE </w:instrText>
                         </w:r>
                         <w:r>
                           <w:rPr>
                             <w:rStyle w:val="PageNumber"/>
+                            <w:color w:val="000000"/>
                           </w:rPr>
                           <w:fldChar w:fldCharType="separate"/>
                         </w:r>
                         <w:r>
                           <w:rPr>
                             <w:rStyle w:val="PageNumber"/>
+                            <w:color w:val="000000"/>
                           </w:rPr>
                           <w:t>0</w:t>
                         </w:r>
                         <w:r>
                           <w:rPr>
                             <w:rStyle w:val="PageNumber"/>
+                            <w:color w:val="000000"/>
                           </w:rPr>
                           <w:fldChar w:fldCharType="end"/>
                         </w:r>
@@ -5157,12 +7841,10 @@
     </w:pPr>
     <w:r>
       <w:rPr/>
-    </w:r>
-    <w:r>
       <mc:AlternateContent>
         <mc:Choice Requires="wps">
           <w:drawing>
-            <wp:anchor behindDoc="0" distT="0" distB="0" distL="0" distR="0" simplePos="0" locked="0" layoutInCell="0" allowOverlap="1" relativeHeight="13">
+            <wp:anchor behindDoc="1" distT="0" distB="0" distL="0" distR="0" simplePos="0" locked="0" layoutInCell="0" allowOverlap="1" relativeHeight="24">
               <wp:simplePos x="0" y="0"/>
               <wp:positionH relativeFrom="margin">
                 <wp:align>center</wp:align>
@@ -5170,26 +7852,33 @@
               <wp:positionV relativeFrom="paragraph">
                 <wp:posOffset>635</wp:posOffset>
               </wp:positionV>
-              <wp:extent cx="78105" cy="186055"/>
+              <wp:extent cx="78105" cy="184785"/>
               <wp:effectExtent l="0" t="0" r="0" b="0"/>
               <wp:wrapNone/>
-              <wp:docPr id="10" name="Cadre2"/>
+              <wp:docPr id="15" name="Cadre2"/>
               <a:graphic xmlns:a="http://schemas.openxmlformats.org/drawingml/2006/main">
                 <a:graphicData uri="http://schemas.microsoft.com/office/word/2010/wordprocessingShape">
                   <wps:wsp>
-                    <wps:cNvSpPr txBox="1"/>
+                    <wps:cNvSpPr/>
                     <wps:spPr>
                       <a:xfrm>
                         <a:off x="0" y="0"/>
-                        <a:ext cx="78105" cy="186055"/>
+                        <a:ext cx="78120" cy="184680"/>
                       </a:xfrm>
-                      <a:prstGeom prst="rect"/>
-                      <a:solidFill>
-                        <a:srgbClr val="FFFFFF">
-                          <a:alpha val="0"/>
-                        </a:srgbClr>
-                      </a:solidFill>
+                      <a:prstGeom prst="rect">
+                        <a:avLst/>
+                      </a:prstGeom>
+                      <a:noFill/>
+                      <a:ln w="0">
+                        <a:noFill/>
+                      </a:ln>
                     </wps:spPr>
+                    <wps:style>
+                      <a:lnRef idx="0"/>
+                      <a:fillRef idx="0"/>
+                      <a:effectRef idx="0"/>
+                      <a:fontRef idx="minor"/>
+                    </wps:style>
                     <wps:txbx>
                       <w:txbxContent>
                         <w:sdt>
@@ -5204,7 +7893,6 @@
                             <w:p>
                               <w:pPr>
                                 <w:pStyle w:val="Footer"/>
-                                <w:pBdr/>
                                 <w:rPr>
                                   <w:rStyle w:val="PageNumber"/>
                                 </w:rPr>
@@ -5212,30 +7900,35 @@
                               <w:r>
                                 <w:rPr>
                                   <w:rStyle w:val="PageNumber"/>
+                                  <w:color w:val="000000"/>
                                 </w:rPr>
                                 <w:fldChar w:fldCharType="begin"/>
                               </w:r>
                               <w:r>
                                 <w:rPr>
                                   <w:rStyle w:val="PageNumber"/>
+                                  <w:color w:val="000000"/>
                                 </w:rPr>
                                 <w:instrText xml:space="preserve"> PAGE </w:instrText>
                               </w:r>
                               <w:r>
                                 <w:rPr>
                                   <w:rStyle w:val="PageNumber"/>
+                                  <w:color w:val="000000"/>
                                 </w:rPr>
                                 <w:fldChar w:fldCharType="separate"/>
                               </w:r>
                               <w:r>
                                 <w:rPr>
                                   <w:rStyle w:val="PageNumber"/>
+                                  <w:color w:val="000000"/>
                                 </w:rPr>
-                                <w:t>5</w:t>
+                                <w:t>9</w:t>
                               </w:r>
                               <w:r>
                                 <w:rPr>
                                   <w:rStyle w:val="PageNumber"/>
+                                  <w:color w:val="000000"/>
                                 </w:rPr>
                                 <w:fldChar w:fldCharType="end"/>
                               </w:r>
@@ -5244,7 +7937,7 @@
                         </w:sdt>
                       </w:txbxContent>
                     </wps:txbx>
-                    <wps:bodyPr anchor="t" lIns="0" tIns="0" rIns="0" bIns="0">
+                    <wps:bodyPr lIns="0" rIns="0" tIns="0" bIns="0" anchor="t">
                       <a:spAutoFit/>
                     </wps:bodyPr>
                   </wps:wsp>
@@ -5255,9 +7948,10 @@
         </mc:Choice>
         <mc:Fallback>
           <w:pict>
-            <v:rect fillcolor="#FFFFFF" style="position:absolute;rotation:-0;width:6.15pt;height:14.65pt;mso-wrap-distance-left:0pt;mso-wrap-distance-right:0pt;mso-wrap-distance-top:0pt;mso-wrap-distance-bottom:0pt;margin-top:0.05pt;mso-position-vertical-relative:text;margin-left:223.75pt;mso-position-horizontal:center;mso-position-horizontal-relative:margin">
-              <v:fill opacity="0f"/>
-              <v:textbox inset="0in,0in,0in,0in">
+            <v:rect id="shape_0" ID="Cadre2" path="m0,0l-2147483645,0l-2147483645,-2147483646l0,-2147483646xe" stroked="f" o:allowincell="f" style="position:absolute;margin-left:223.7pt;margin-top:0.05pt;width:6.1pt;height:14.5pt;mso-wrap-style:square;v-text-anchor:top;mso-position-horizontal:center;mso-position-horizontal-relative:margin">
+              <v:fill o:detectmouseclick="t" on="false"/>
+              <v:stroke color="#3465a4" joinstyle="round" endcap="flat"/>
+              <v:textbox>
                 <w:txbxContent>
                   <w:sdt>
                     <w:sdtPr>
@@ -5271,7 +7965,6 @@
                       <w:p>
                         <w:pPr>
                           <w:pStyle w:val="Footer"/>
-                          <w:pBdr/>
                           <w:rPr>
                             <w:rStyle w:val="PageNumber"/>
                           </w:rPr>
@@ -5279,30 +7972,35 @@
                         <w:r>
                           <w:rPr>
                             <w:rStyle w:val="PageNumber"/>
+                            <w:color w:val="000000"/>
                           </w:rPr>
                           <w:fldChar w:fldCharType="begin"/>
                         </w:r>
                         <w:r>
                           <w:rPr>
                             <w:rStyle w:val="PageNumber"/>
+                            <w:color w:val="000000"/>
                           </w:rPr>
                           <w:instrText xml:space="preserve"> PAGE </w:instrText>
                         </w:r>
                         <w:r>
                           <w:rPr>
                             <w:rStyle w:val="PageNumber"/>
+                            <w:color w:val="000000"/>
                           </w:rPr>
                           <w:fldChar w:fldCharType="separate"/>
                         </w:r>
                         <w:r>
                           <w:rPr>
                             <w:rStyle w:val="PageNumber"/>
+                            <w:color w:val="000000"/>
                           </w:rPr>
-                          <w:t>5</w:t>
+                          <w:t>9</w:t>
                         </w:r>
                         <w:r>
                           <w:rPr>
                             <w:rStyle w:val="PageNumber"/>
+                            <w:color w:val="000000"/>
                           </w:rPr>
                           <w:fldChar w:fldCharType="end"/>
                         </w:r>
@@ -5330,12 +8028,10 @@
     </w:pPr>
     <w:r>
       <w:rPr/>
-    </w:r>
-    <w:r>
       <mc:AlternateContent>
         <mc:Choice Requires="wps">
           <w:drawing>
-            <wp:anchor behindDoc="0" distT="0" distB="0" distL="0" distR="0" simplePos="0" locked="0" layoutInCell="0" allowOverlap="1" relativeHeight="13">
+            <wp:anchor behindDoc="1" distT="0" distB="0" distL="0" distR="0" simplePos="0" locked="0" layoutInCell="0" allowOverlap="1" relativeHeight="24">
               <wp:simplePos x="0" y="0"/>
               <wp:positionH relativeFrom="margin">
                 <wp:align>center</wp:align>
@@ -5343,26 +8039,33 @@
               <wp:positionV relativeFrom="paragraph">
                 <wp:posOffset>635</wp:posOffset>
               </wp:positionV>
-              <wp:extent cx="78105" cy="186055"/>
+              <wp:extent cx="78105" cy="184785"/>
               <wp:effectExtent l="0" t="0" r="0" b="0"/>
               <wp:wrapNone/>
-              <wp:docPr id="11" name="Cadre2"/>
+              <wp:docPr id="16" name="Cadre2"/>
               <a:graphic xmlns:a="http://schemas.openxmlformats.org/drawingml/2006/main">
                 <a:graphicData uri="http://schemas.microsoft.com/office/word/2010/wordprocessingShape">
                   <wps:wsp>
-                    <wps:cNvSpPr txBox="1"/>
+                    <wps:cNvSpPr/>
                     <wps:spPr>
                       <a:xfrm>
                         <a:off x="0" y="0"/>
-                        <a:ext cx="78105" cy="186055"/>
+                        <a:ext cx="78120" cy="184680"/>
                       </a:xfrm>
-                      <a:prstGeom prst="rect"/>
-                      <a:solidFill>
-                        <a:srgbClr val="FFFFFF">
-                          <a:alpha val="0"/>
-                        </a:srgbClr>
-                      </a:solidFill>
+                      <a:prstGeom prst="rect">
+                        <a:avLst/>
+                      </a:prstGeom>
+                      <a:noFill/>
+                      <a:ln w="0">
+                        <a:noFill/>
+                      </a:ln>
                     </wps:spPr>
+                    <wps:style>
+                      <a:lnRef idx="0"/>
+                      <a:fillRef idx="0"/>
+                      <a:effectRef idx="0"/>
+                      <a:fontRef idx="minor"/>
+                    </wps:style>
                     <wps:txbx>
                       <w:txbxContent>
                         <w:sdt>
@@ -5377,7 +8080,6 @@
                             <w:p>
                               <w:pPr>
                                 <w:pStyle w:val="Footer"/>
-                                <w:pBdr/>
                                 <w:rPr>
                                   <w:rStyle w:val="PageNumber"/>
                                 </w:rPr>
@@ -5385,30 +8087,35 @@
                               <w:r>
                                 <w:rPr>
                                   <w:rStyle w:val="PageNumber"/>
+                                  <w:color w:val="000000"/>
                                 </w:rPr>
                                 <w:fldChar w:fldCharType="begin"/>
                               </w:r>
                               <w:r>
                                 <w:rPr>
                                   <w:rStyle w:val="PageNumber"/>
+                                  <w:color w:val="000000"/>
                                 </w:rPr>
                                 <w:instrText xml:space="preserve"> PAGE </w:instrText>
                               </w:r>
                               <w:r>
                                 <w:rPr>
                                   <w:rStyle w:val="PageNumber"/>
+                                  <w:color w:val="000000"/>
                                 </w:rPr>
                                 <w:fldChar w:fldCharType="separate"/>
                               </w:r>
                               <w:r>
                                 <w:rPr>
                                   <w:rStyle w:val="PageNumber"/>
+                                  <w:color w:val="000000"/>
                                 </w:rPr>
-                                <w:t>5</w:t>
+                                <w:t>9</w:t>
                               </w:r>
                               <w:r>
                                 <w:rPr>
                                   <w:rStyle w:val="PageNumber"/>
+                                  <w:color w:val="000000"/>
                                 </w:rPr>
                                 <w:fldChar w:fldCharType="end"/>
                               </w:r>
@@ -5417,7 +8124,7 @@
                         </w:sdt>
                       </w:txbxContent>
                     </wps:txbx>
-                    <wps:bodyPr anchor="t" lIns="0" tIns="0" rIns="0" bIns="0">
+                    <wps:bodyPr lIns="0" rIns="0" tIns="0" bIns="0" anchor="t">
                       <a:spAutoFit/>
                     </wps:bodyPr>
                   </wps:wsp>
@@ -5428,9 +8135,10 @@
         </mc:Choice>
         <mc:Fallback>
           <w:pict>
-            <v:rect fillcolor="#FFFFFF" style="position:absolute;rotation:-0;width:6.15pt;height:14.65pt;mso-wrap-distance-left:0pt;mso-wrap-distance-right:0pt;mso-wrap-distance-top:0pt;mso-wrap-distance-bottom:0pt;margin-top:0.05pt;mso-position-vertical-relative:text;margin-left:223.75pt;mso-position-horizontal:center;mso-position-horizontal-relative:margin">
-              <v:fill opacity="0f"/>
-              <v:textbox inset="0in,0in,0in,0in">
+            <v:rect id="shape_0" ID="Cadre2" path="m0,0l-2147483645,0l-2147483645,-2147483646l0,-2147483646xe" stroked="f" o:allowincell="f" style="position:absolute;margin-left:223.7pt;margin-top:0.05pt;width:6.1pt;height:14.5pt;mso-wrap-style:square;v-text-anchor:top;mso-position-horizontal:center;mso-position-horizontal-relative:margin">
+              <v:fill o:detectmouseclick="t" on="false"/>
+              <v:stroke color="#3465a4" joinstyle="round" endcap="flat"/>
+              <v:textbox>
                 <w:txbxContent>
                   <w:sdt>
                     <w:sdtPr>
@@ -5444,7 +8152,6 @@
                       <w:p>
                         <w:pPr>
                           <w:pStyle w:val="Footer"/>
-                          <w:pBdr/>
                           <w:rPr>
                             <w:rStyle w:val="PageNumber"/>
                           </w:rPr>
@@ -5452,30 +8159,35 @@
                         <w:r>
                           <w:rPr>
                             <w:rStyle w:val="PageNumber"/>
+                            <w:color w:val="000000"/>
                           </w:rPr>
                           <w:fldChar w:fldCharType="begin"/>
                         </w:r>
                         <w:r>
                           <w:rPr>
                             <w:rStyle w:val="PageNumber"/>
+                            <w:color w:val="000000"/>
                           </w:rPr>
                           <w:instrText xml:space="preserve"> PAGE </w:instrText>
                         </w:r>
                         <w:r>
                           <w:rPr>
                             <w:rStyle w:val="PageNumber"/>
+                            <w:color w:val="000000"/>
                           </w:rPr>
                           <w:fldChar w:fldCharType="separate"/>
                         </w:r>
                         <w:r>
                           <w:rPr>
                             <w:rStyle w:val="PageNumber"/>
+                            <w:color w:val="000000"/>
                           </w:rPr>
-                          <w:t>5</w:t>
+                          <w:t>9</w:t>
                         </w:r>
                         <w:r>
                           <w:rPr>
                             <w:rStyle w:val="PageNumber"/>
+                            <w:color w:val="000000"/>
                           </w:rPr>
                           <w:fldChar w:fldCharType="end"/>
                         </w:r>
@@ -6160,6 +8872,7 @@
     <w:qFormat/>
     <w:pPr>
       <w:widowControl/>
+      <w:suppressAutoHyphens w:val="true"/>
       <w:bidi w:val="0"/>
       <w:spacing w:before="0" w:after="0"/>
       <w:jc w:val="left"/>
@@ -6250,6 +8963,22 @@
     <w:unhideWhenUsed/>
     <w:rsid w:val="00e434f6"/>
     <w:rPr/>
+  </w:style>
+  <w:style w:type="character" w:styleId="Strong">
+    <w:name w:val="Strong"/>
+    <w:qFormat/>
+    <w:rPr>
+      <w:b/>
+      <w:bCs/>
+    </w:rPr>
+  </w:style>
+  <w:style w:type="character" w:styleId="Emphasis">
+    <w:name w:val="Emphasis"/>
+    <w:qFormat/>
+    <w:rPr>
+      <w:i/>
+      <w:iCs/>
+    </w:rPr>
   </w:style>
   <w:style w:type="paragraph" w:styleId="Titre">
     <w:name w:val="Titre"/>
@@ -6367,6 +9096,42 @@
     <w:qFormat/>
     <w:pPr/>
     <w:rPr/>
+  </w:style>
+  <w:style w:type="paragraph" w:styleId="Texteprformat">
+    <w:name w:val="Texte préformaté"/>
+    <w:basedOn w:val="Normal"/>
+    <w:qFormat/>
+    <w:pPr>
+      <w:spacing w:before="0" w:after="0"/>
+    </w:pPr>
+    <w:rPr>
+      <w:rFonts w:ascii="Liberation Mono" w:hAnsi="Liberation Mono" w:eastAsia="Liberation Mono" w:cs="Liberation Mono"/>
+      <w:sz w:val="20"/>
+      <w:szCs w:val="20"/>
+    </w:rPr>
+  </w:style>
+  <w:style w:type="paragraph" w:styleId="Contenudetableau">
+    <w:name w:val="Contenu de tableau"/>
+    <w:basedOn w:val="Normal"/>
+    <w:qFormat/>
+    <w:pPr>
+      <w:widowControl w:val="false"/>
+      <w:suppressLineNumbers/>
+    </w:pPr>
+    <w:rPr/>
+  </w:style>
+  <w:style w:type="paragraph" w:styleId="Titredetableau">
+    <w:name w:val="Titre de tableau"/>
+    <w:basedOn w:val="Contenudetableau"/>
+    <w:qFormat/>
+    <w:pPr>
+      <w:suppressLineNumbers/>
+      <w:jc w:val="center"/>
+    </w:pPr>
+    <w:rPr>
+      <w:b/>
+      <w:bCs/>
+    </w:rPr>
   </w:style>
   <w:style w:type="numbering" w:styleId="Pasdeliste" w:default="1">
     <w:name w:val="Pas de liste"/>
